--- a/prosedurler/EMS.BY.TL.06.03. Shade Control with Light Box Instruction.docx
+++ b/prosedurler/EMS.BY.TL.06.03. Shade Control with Light Box Instruction.docx
@@ -2109,69 +2109,6 @@
                 <w:color w:val="000000"/>
                 <w:lang w:val="en-GB" w:eastAsia="en-GB"/>
               </w:rPr>
-              <w:drawing>
-                <wp:anchor distT="0" distB="0" distL="114300" distR="114300" simplePos="0" relativeHeight="251658240" behindDoc="0" locked="0" layoutInCell="1" allowOverlap="1" wp14:anchorId="168E1990" wp14:editId="230A926C">
-                  <wp:simplePos x="0" y="0"/>
-                  <wp:positionH relativeFrom="column">
-                    <wp:posOffset>-143510</wp:posOffset>
-                  </wp:positionH>
-                  <wp:positionV relativeFrom="paragraph">
-                    <wp:posOffset>153670</wp:posOffset>
-                  </wp:positionV>
-                  <wp:extent cx="1569720" cy="1046480"/>
-                  <wp:effectExtent l="0" t="0" r="0" b="0"/>
-                  <wp:wrapNone/>
-                  <wp:docPr id="1968470152" name="Resim 1"/>
-                  <wp:cNvGraphicFramePr>
-                    <a:graphicFrameLocks xmlns:a="http://schemas.openxmlformats.org/drawingml/2006/main" noChangeAspect="1"/>
-                  </wp:cNvGraphicFramePr>
-                  <a:graphic xmlns:a="http://schemas.openxmlformats.org/drawingml/2006/main">
-                    <a:graphicData uri="http://schemas.openxmlformats.org/drawingml/2006/picture">
-                      <pic:pic xmlns:pic="http://schemas.openxmlformats.org/drawingml/2006/picture">
-                        <pic:nvPicPr>
-                          <pic:cNvPr id="1968470152" name="Resim 1968470152"/>
-                          <pic:cNvPicPr/>
-                        </pic:nvPicPr>
-                        <pic:blipFill>
-                          <a:blip r:embed="rId9" cstate="print">
-                            <a:extLst>
-                              <a:ext uri="{28A0092B-C50C-407E-A947-70E740481C1C}">
-                                <a14:useLocalDpi xmlns:a14="http://schemas.microsoft.com/office/drawing/2010/main" val="0"/>
-                              </a:ext>
-                            </a:extLst>
-                          </a:blip>
-                          <a:stretch>
-                            <a:fillRect/>
-                          </a:stretch>
-                        </pic:blipFill>
-                        <pic:spPr>
-                          <a:xfrm>
-                            <a:off x="0" y="0"/>
-                            <a:ext cx="1569720" cy="1046480"/>
-                          </a:xfrm>
-                          <a:prstGeom prst="rect">
-                            <a:avLst/>
-                          </a:prstGeom>
-                        </pic:spPr>
-                      </pic:pic>
-                    </a:graphicData>
-                  </a:graphic>
-                  <wp14:sizeRelH relativeFrom="page">
-                    <wp14:pctWidth>0</wp14:pctWidth>
-                  </wp14:sizeRelH>
-                  <wp14:sizeRelV relativeFrom="page">
-                    <wp14:pctHeight>0</wp14:pctHeight>
-                  </wp14:sizeRelV>
-                </wp:anchor>
-              </w:drawing>
-            </w:r>
-            <w:r>
-              <w:rPr>
-                <w:rFonts w:ascii="Calibri" w:eastAsia="Times New Roman" w:hAnsi="Calibri" w:cs="Calibri"/>
-                <w:noProof/>
-                <w:color w:val="000000"/>
-                <w:lang w:val="en-GB" w:eastAsia="en-GB"/>
-              </w:rPr>
               <w:t>Kalite Güvence Müdürü</w:t>
             </w:r>
           </w:p>
@@ -2212,7 +2149,7 @@
                 <w:szCs w:val="18"/>
                 <w:lang w:val="en-GB" w:eastAsia="en-GB"/>
               </w:rPr>
-              <w:t>ABDULLAH BAYDOGAN</w:t>
+              <w:t>ABDULLAH BAYDOĞAN</w:t>
             </w:r>
           </w:p>
         </w:tc>
@@ -2384,7 +2321,7 @@
               <w:bottom w:val="single" w:sz="4" w:space="0" w:color="auto"/>
               <w:right w:val="single" w:sz="4" w:space="0" w:color="auto"/>
             </w:tcBorders>
-            <w:vAlign w:val="bottom"/>
+            <w:vAlign w:val="center"/>
           </w:tcPr>
           <w:p>
             <w:pPr>
@@ -2397,6 +2334,43 @@
                 <w:lang w:val="en-GB" w:eastAsia="en-GB"/>
               </w:rPr>
             </w:pPr>
+            <w:r>
+              <w:drawing>
+                <wp:inline distT="0" distB="0" distL="0" distR="0">
+                  <wp:extent cx="659218" cy="566928"/>
+                  <wp:effectExtent l="0" t="0" r="0" b="0"/>
+                  <wp:docPr id="900102" name="Imza Ali Kaan Genc"/>
+                  <wp:cNvGraphicFramePr>
+                    <a:graphicFrameLocks xmlns:a="http://schemas.openxmlformats.org/drawingml/2006/main" noChangeAspect="1"/>
+                  </wp:cNvGraphicFramePr>
+                  <a:graphic xmlns:a="http://schemas.openxmlformats.org/drawingml/2006/main">
+                    <a:graphicData uri="http://schemas.openxmlformats.org/drawingml/2006/picture">
+                      <pic:pic xmlns:pic="http://schemas.openxmlformats.org/drawingml/2006/picture">
+                        <pic:nvPicPr>
+                          <pic:cNvPr id="900102" name="Imza Ali Kaan Genc"/>
+                          <pic:cNvPicPr/>
+                        </pic:nvPicPr>
+                        <pic:blipFill>
+                          <a:blip r:embed="sigAliKaan"/>
+                          <a:stretch>
+                            <a:fillRect/>
+                          </a:stretch>
+                        </pic:blipFill>
+                        <pic:spPr>
+                          <a:xfrm>
+                            <a:off x="0" y="0"/>
+                            <a:ext cx="659218" cy="566928"/>
+                          </a:xfrm>
+                          <a:prstGeom prst="rect">
+                            <a:avLst/>
+                          </a:prstGeom>
+                        </pic:spPr>
+                      </pic:pic>
+                    </a:graphicData>
+                  </a:graphic>
+                </wp:inline>
+              </w:drawing>
+            </w:r>
           </w:p>
         </w:tc>
         <w:tc>
@@ -2434,7 +2408,7 @@
               <w:bottom w:val="single" w:sz="4" w:space="0" w:color="auto"/>
               <w:right w:val="single" w:sz="4" w:space="0" w:color="auto"/>
             </w:tcBorders>
-            <w:vAlign w:val="bottom"/>
+            <w:vAlign w:val="center"/>
           </w:tcPr>
           <w:p>
             <w:pPr>
@@ -2447,6 +2421,43 @@
                 <w:lang w:val="en-GB" w:eastAsia="en-GB"/>
               </w:rPr>
             </w:pPr>
+            <w:r>
+              <w:drawing>
+                <wp:inline distT="0" distB="0" distL="0" distR="0">
+                  <wp:extent cx="850392" cy="566928"/>
+                  <wp:effectExtent l="0" t="0" r="0" b="0"/>
+                  <wp:docPr id="900104" name="Imza Abdullah Baydogan"/>
+                  <wp:cNvGraphicFramePr>
+                    <a:graphicFrameLocks xmlns:a="http://schemas.openxmlformats.org/drawingml/2006/main" noChangeAspect="1"/>
+                  </wp:cNvGraphicFramePr>
+                  <a:graphic xmlns:a="http://schemas.openxmlformats.org/drawingml/2006/main">
+                    <a:graphicData uri="http://schemas.openxmlformats.org/drawingml/2006/picture">
+                      <pic:pic xmlns:pic="http://schemas.openxmlformats.org/drawingml/2006/picture">
+                        <pic:nvPicPr>
+                          <pic:cNvPr id="900104" name="Imza Abdullah Baydogan"/>
+                          <pic:cNvPicPr/>
+                        </pic:nvPicPr>
+                        <pic:blipFill>
+                          <a:blip r:embed="rId9"/>
+                          <a:stretch>
+                            <a:fillRect/>
+                          </a:stretch>
+                        </pic:blipFill>
+                        <pic:spPr>
+                          <a:xfrm>
+                            <a:off x="0" y="0"/>
+                            <a:ext cx="850392" cy="566928"/>
+                          </a:xfrm>
+                          <a:prstGeom prst="rect">
+                            <a:avLst/>
+                          </a:prstGeom>
+                        </pic:spPr>
+                      </pic:pic>
+                    </a:graphicData>
+                  </a:graphic>
+                </wp:inline>
+              </w:drawing>
+            </w:r>
           </w:p>
         </w:tc>
         <w:tc>
@@ -2484,7 +2495,7 @@
               <w:bottom w:val="single" w:sz="4" w:space="0" w:color="auto"/>
               <w:right w:val="single" w:sz="4" w:space="0" w:color="auto"/>
             </w:tcBorders>
-            <w:vAlign w:val="bottom"/>
+            <w:vAlign w:val="center"/>
           </w:tcPr>
           <w:p>
             <w:pPr>
@@ -2497,6 +2508,43 @@
                 <w:lang w:val="en-GB" w:eastAsia="en-GB"/>
               </w:rPr>
             </w:pPr>
+            <w:r>
+              <w:drawing>
+                <wp:inline distT="0" distB="0" distL="0" distR="0">
+                  <wp:extent cx="944879" cy="566928"/>
+                  <wp:effectExtent l="0" t="0" r="0" b="0"/>
+                  <wp:docPr id="900106" name="Imza Fatih Salbars"/>
+                  <wp:cNvGraphicFramePr>
+                    <a:graphicFrameLocks xmlns:a="http://schemas.openxmlformats.org/drawingml/2006/main" noChangeAspect="1"/>
+                  </wp:cNvGraphicFramePr>
+                  <a:graphic xmlns:a="http://schemas.openxmlformats.org/drawingml/2006/main">
+                    <a:graphicData uri="http://schemas.openxmlformats.org/drawingml/2006/picture">
+                      <pic:pic xmlns:pic="http://schemas.openxmlformats.org/drawingml/2006/picture">
+                        <pic:nvPicPr>
+                          <pic:cNvPr id="900106" name="Imza Fatih Salbars"/>
+                          <pic:cNvPicPr/>
+                        </pic:nvPicPr>
+                        <pic:blipFill>
+                          <a:blip r:embed="sigFatih"/>
+                          <a:stretch>
+                            <a:fillRect/>
+                          </a:stretch>
+                        </pic:blipFill>
+                        <pic:spPr>
+                          <a:xfrm>
+                            <a:off x="0" y="0"/>
+                            <a:ext cx="944879" cy="566928"/>
+                          </a:xfrm>
+                          <a:prstGeom prst="rect">
+                            <a:avLst/>
+                          </a:prstGeom>
+                        </pic:spPr>
+                      </pic:pic>
+                    </a:graphicData>
+                  </a:graphic>
+                </wp:inline>
+              </w:drawing>
+            </w:r>
           </w:p>
         </w:tc>
       </w:tr>

--- a/prosedurler/EMS.BY.TL.06.03. Shade Control with Light Box Instruction.docx
+++ b/prosedurler/EMS.BY.TL.06.03. Shade Control with Light Box Instruction.docx
@@ -32,7 +32,7 @@
           <w:sz w:val="24"/>
           <w:szCs w:val="24"/>
         </w:rPr>
-        <w:t xml:space="preserve">This work instruction describes how the shade of lab dips, dye lots and finished fabric is checked visually in the light box against the approved standard at Eroglu Knitting (EMS), so that colour differences and metamerism are detected before the fabric goes to cutting.</w:t>
+        <w:t xml:space="preserve">This work instruction describes how the shade of lab dips, dye lots and finished fabric is checked visually in the light box and measured with the spectrophotometer against the approved standard at Eroglu Knitting (EMS), and how the ΔE and colour fastness acceptance limits are applied (QMS instructions TLM-BOY-08 and TLM-LAB-05), so that colour differences and metamerism are detected before the fabric goes to cutting.</w:t>
       </w:r>
     </w:p>
     <w:p>
@@ -73,7 +73,7 @@
           <w:sz w:val="24"/>
           <w:szCs w:val="24"/>
         </w:rPr>
-        <w:t xml:space="preserve">This instruction applies to shade checks in the laboratory, dyehouse, finishing and fabric quality control, and to all staff authorised for shade assessment.</w:t>
+        <w:t xml:space="preserve">This instruction applies to shade checks in the laboratory, dyehouse, finishing and fabric quality control, to instrumental colour measurement and fastness result evaluation, and to all staff authorised for shade assessment.</w:t>
       </w:r>
     </w:p>
     <w:p>
@@ -132,7 +132,7 @@
           <w:sz w:val="24"/>
           <w:szCs w:val="24"/>
         </w:rPr>
-        <w:t xml:space="preserve"> Keeps the light boxes and shade standards in good condition, arranges lamp replacement and authorises assessors.</w:t>
+        <w:t xml:space="preserve"> Keeps the light boxes, spectrophotometer and shade standards in good condition, arranges lamp replacement and calibration and authorises assessors.</w:t>
       </w:r>
     </w:p>
     <w:p>
@@ -210,6 +210,40 @@
         <w:ind w:left="709" w:right="0"/>
         <w:jc w:val="both"/>
       </w:pPr>
+      <w:r>
+        <w:rPr>
+          <w:rFonts w:ascii="Calibri" w:hAnsi="Calibri" w:cs="Arial"/>
+          <w:sz w:val="24"/>
+          <w:szCs w:val="24"/>
+        </w:rPr>
+        <w:t xml:space="preserve">• </w:t>
+      </w:r>
+      <w:r>
+        <w:rPr>
+          <w:rFonts w:ascii="Calibri" w:hAnsi="Calibri" w:cs="Arial"/>
+          <w:b/>
+          <w:bCs/>
+          <w:sz w:val="24"/>
+          <w:szCs w:val="24"/>
+        </w:rPr>
+        <w:t xml:space="preserve">Quality Assurance:</w:t>
+      </w:r>
+      <w:r>
+        <w:rPr>
+          <w:rFonts w:ascii="Calibri" w:hAnsi="Calibri" w:cs="Arial"/>
+          <w:sz w:val="24"/>
+          <w:szCs w:val="24"/>
+        </w:rPr>
+        <w:t xml:space="preserve"> Decides on acceptance, blocking and release of the lot when the result is borderline or out of limit and informs the customer when required.</w:t>
+      </w:r>
+    </w:p>
+    <w:p>
+      <w:pPr>
+        <w:pStyle w:val="ListeParagraf"/>
+        <w:spacing w:after="80"/>
+        <w:ind w:left="709" w:right="0"/>
+        <w:jc w:val="both"/>
+      </w:pPr>
     </w:p>
     <w:p>
       <w:pPr>
@@ -328,6 +362,108 @@
           <w:szCs w:val="24"/>
         </w:rPr>
         <w:t xml:space="preserve"> The ISO 105-A02 grey scale used to rate colour difference (grade 5 = no difference).</w:t>
+      </w:r>
+    </w:p>
+    <w:p>
+      <w:pPr>
+        <w:pStyle w:val="ListeParagraf"/>
+        <w:spacing w:after="80"/>
+        <w:ind w:left="709" w:right="0"/>
+        <w:jc w:val="both"/>
+      </w:pPr>
+      <w:r>
+        <w:rPr>
+          <w:rFonts w:ascii="Calibri" w:hAnsi="Calibri" w:cs="Arial"/>
+          <w:sz w:val="24"/>
+          <w:szCs w:val="24"/>
+        </w:rPr>
+        <w:t xml:space="preserve">• </w:t>
+      </w:r>
+      <w:r>
+        <w:rPr>
+          <w:rFonts w:ascii="Calibri" w:hAnsi="Calibri" w:cs="Arial"/>
+          <w:b/>
+          <w:bCs/>
+          <w:sz w:val="24"/>
+          <w:szCs w:val="24"/>
+        </w:rPr>
+        <w:t xml:space="preserve">ΔE:</w:t>
+      </w:r>
+      <w:r>
+        <w:rPr>
+          <w:rFonts w:ascii="Calibri" w:hAnsi="Calibri" w:cs="Arial"/>
+          <w:sz w:val="24"/>
+          <w:szCs w:val="24"/>
+        </w:rPr>
+        <w:t xml:space="preserve"> The total colour difference between standard and sample in CIELAB (ΔE*ab) or CMC (l:c) units, measured with the spectrophotometer.</w:t>
+      </w:r>
+    </w:p>
+    <w:p>
+      <w:pPr>
+        <w:pStyle w:val="ListeParagraf"/>
+        <w:spacing w:after="80"/>
+        <w:ind w:left="709" w:right="0"/>
+        <w:jc w:val="both"/>
+      </w:pPr>
+      <w:r>
+        <w:rPr>
+          <w:rFonts w:ascii="Calibri" w:hAnsi="Calibri" w:cs="Arial"/>
+          <w:sz w:val="24"/>
+          <w:szCs w:val="24"/>
+        </w:rPr>
+        <w:t xml:space="preserve">• </w:t>
+      </w:r>
+      <w:r>
+        <w:rPr>
+          <w:rFonts w:ascii="Calibri" w:hAnsi="Calibri" w:cs="Arial"/>
+          <w:b/>
+          <w:bCs/>
+          <w:sz w:val="24"/>
+          <w:szCs w:val="24"/>
+        </w:rPr>
+        <w:t xml:space="preserve">Colour Fastness:</w:t>
+      </w:r>
+      <w:r>
+        <w:rPr>
+          <w:rFonts w:ascii="Calibri" w:hAnsi="Calibri" w:cs="Arial"/>
+          <w:sz w:val="24"/>
+          <w:szCs w:val="24"/>
+        </w:rPr>
+        <w:t xml:space="preserve"> The resistance of the colour of a textile to washing, rubbing, perspiration, light and other agents, rated by grey scale grades 1 to 5.</w:t>
+      </w:r>
+    </w:p>
+    <w:p>
+      <w:pPr>
+        <w:pStyle w:val="ListeParagraf"/>
+        <w:spacing w:after="80"/>
+        <w:ind w:left="709" w:right="0"/>
+        <w:jc w:val="both"/>
+      </w:pPr>
+      <w:r>
+        <w:rPr>
+          <w:rFonts w:ascii="Calibri" w:hAnsi="Calibri" w:cs="Arial"/>
+          <w:sz w:val="24"/>
+          <w:szCs w:val="24"/>
+        </w:rPr>
+        <w:t xml:space="preserve">• </w:t>
+      </w:r>
+      <w:r>
+        <w:rPr>
+          <w:rFonts w:ascii="Calibri" w:hAnsi="Calibri" w:cs="Arial"/>
+          <w:b/>
+          <w:bCs/>
+          <w:sz w:val="24"/>
+          <w:szCs w:val="24"/>
+        </w:rPr>
+        <w:t xml:space="preserve">Shade Card:</w:t>
+      </w:r>
+      <w:r>
+        <w:rPr>
+          <w:rFonts w:ascii="Calibri" w:hAnsi="Calibri" w:cs="Arial"/>
+          <w:sz w:val="24"/>
+          <w:szCs w:val="24"/>
+        </w:rPr>
+        <w:t xml:space="preserve"> The card holding the approved swatches of accepted lots.</w:t>
       </w:r>
     </w:p>
     <w:p>
@@ -702,7 +838,290 @@
           <w:sz w:val="24"/>
           <w:szCs w:val="24"/>
         </w:rPr>
-        <w:t xml:space="preserve">5. RELATED DOCUMENTS AND RECORDS</w:t>
+        <w:t xml:space="preserve">5. SPECTROPHOTOMETER ΔE MEASUREMENT (TLM-LAB-05)</w:t>
+      </w:r>
+    </w:p>
+    <w:p>
+      <w:pPr>
+        <w:pStyle w:val="ListeParagraf"/>
+        <w:spacing w:after="80"/>
+        <w:ind w:left="709" w:right="0"/>
+        <w:jc w:val="both"/>
+      </w:pPr>
+      <w:r>
+        <w:rPr>
+          <w:rFonts w:ascii="Calibri" w:hAnsi="Calibri" w:cs="Arial"/>
+          <w:sz w:val="24"/>
+          <w:szCs w:val="24"/>
+        </w:rPr>
+        <w:t xml:space="preserve">5.1. Switch on the spectrophotometer, allow the warm-up time given by the manufacturer and perform the white and black calibration before each measuring session; record the calibration.</w:t>
+      </w:r>
+    </w:p>
+    <w:p>
+      <w:pPr>
+        <w:pStyle w:val="ListeParagraf"/>
+        <w:spacing w:after="80"/>
+        <w:ind w:left="709" w:right="0"/>
+        <w:jc w:val="both"/>
+      </w:pPr>
+      <w:r>
+        <w:rPr>
+          <w:rFonts w:ascii="Calibri" w:hAnsi="Calibri" w:cs="Arial"/>
+          <w:sz w:val="24"/>
+          <w:szCs w:val="24"/>
+        </w:rPr>
+        <w:t xml:space="preserve">5.2. Measure standard and sample under the same conditions: the light source and observer required by the customer (e.g. D65/10°), the same aperture, with or without UV as specified, and the same number of folds so that the sample is opaque.</w:t>
+      </w:r>
+    </w:p>
+    <w:p>
+      <w:pPr>
+        <w:pStyle w:val="ListeParagraf"/>
+        <w:spacing w:after="80"/>
+        <w:ind w:left="709" w:right="0"/>
+        <w:jc w:val="both"/>
+      </w:pPr>
+      <w:r>
+        <w:rPr>
+          <w:rFonts w:ascii="Calibri" w:hAnsi="Calibri" w:cs="Arial"/>
+          <w:sz w:val="24"/>
+          <w:szCs w:val="24"/>
+        </w:rPr>
+        <w:t xml:space="preserve">5.3. Take at least three measurements at different positions of the sample, turning it between readings, and use the average; if the readings differ widely, check the sample for unevenness.</w:t>
+      </w:r>
+    </w:p>
+    <w:p>
+      <w:pPr>
+        <w:pStyle w:val="ListeParagraf"/>
+        <w:spacing w:after="80"/>
+        <w:ind w:left="709" w:right="0"/>
+        <w:jc w:val="both"/>
+      </w:pPr>
+      <w:r>
+        <w:rPr>
+          <w:rFonts w:ascii="Calibri" w:hAnsi="Calibri" w:cs="Arial"/>
+          <w:sz w:val="24"/>
+          <w:szCs w:val="24"/>
+        </w:rPr>
+        <w:t xml:space="preserve">5.4. Calculate ΔE (CIELAB or CMC 2:1, as the customer requires) together with ΔL*, Δa*, Δb* and the direction of the difference, and record the light source and measuring conditions with the result.</w:t>
+      </w:r>
+    </w:p>
+    <w:p>
+      <w:pPr>
+        <w:pStyle w:val="ListeParagraf"/>
+        <w:spacing w:after="80"/>
+        <w:ind w:left="709" w:right="0"/>
+        <w:jc w:val="both"/>
+      </w:pPr>
+      <w:r>
+        <w:rPr>
+          <w:rFonts w:ascii="Calibri" w:hAnsi="Calibri" w:cs="Arial"/>
+          <w:sz w:val="24"/>
+          <w:szCs w:val="24"/>
+        </w:rPr>
+        <w:t xml:space="preserve">5.5. Compare the result with the ΔE limit in the customer specification; where the customer gives no limit, the company limit applies (for example CMC 2:1 ΔE not more than 1.0, subject to the policy), and the batch to batch and within-batch (side-centre-side) differences are also checked.</w:t>
+      </w:r>
+    </w:p>
+    <w:p>
+      <w:pPr>
+        <w:pStyle w:val="ListeParagraf"/>
+        <w:spacing w:after="80"/>
+        <w:ind w:left="709" w:right="0"/>
+        <w:jc w:val="both"/>
+      </w:pPr>
+      <w:r>
+        <w:rPr>
+          <w:rFonts w:ascii="Calibri" w:hAnsi="Calibri" w:cs="Arial"/>
+          <w:sz w:val="24"/>
+          <w:szCs w:val="24"/>
+        </w:rPr>
+        <w:t xml:space="preserve">5.6. Results are saved in the colour measurement record; the instrument is kept clean, calibrated and used only by trained personnel.</w:t>
+      </w:r>
+    </w:p>
+    <w:p>
+      <w:pPr>
+        <w:pStyle w:val="ListeParagraf"/>
+        <w:spacing w:after="80"/>
+        <w:ind w:left="709" w:right="0"/>
+        <w:jc w:val="both"/>
+      </w:pPr>
+    </w:p>
+    <w:p>
+      <w:pPr>
+        <w:pStyle w:val="ListeParagraf"/>
+        <w:spacing w:before="120" w:after="60"/>
+        <w:ind w:left="709" w:right="0"/>
+      </w:pPr>
+      <w:r>
+        <w:rPr>
+          <w:rFonts w:ascii="Calibri" w:hAnsi="Calibri" w:cs="Arial"/>
+          <w:b/>
+          <w:bCs/>
+          <w:sz w:val="24"/>
+          <w:szCs w:val="24"/>
+        </w:rPr>
+        <w:t xml:space="preserve">6. COLOUR FASTNESS ACCEPTANCE (TLM-BOY-08)</w:t>
+      </w:r>
+    </w:p>
+    <w:p>
+      <w:pPr>
+        <w:pStyle w:val="ListeParagraf"/>
+        <w:spacing w:after="80"/>
+        <w:ind w:left="709" w:right="0"/>
+        <w:jc w:val="both"/>
+      </w:pPr>
+      <w:r>
+        <w:rPr>
+          <w:rFonts w:ascii="Calibri" w:hAnsi="Calibri" w:cs="Arial"/>
+          <w:sz w:val="24"/>
+          <w:szCs w:val="24"/>
+        </w:rPr>
+        <w:t xml:space="preserve">6.1. Fastness tests (washing, rubbing dry and wet, perspiration, light and, if required, water and saliva) are carried out in the laboratory by the standard methods of ISO 105 series or the customer-specified method (for example AATCC), and are rated with the grey scales for change in colour and staining (ISO 105-A02 / A03).</w:t>
+      </w:r>
+    </w:p>
+    <w:p>
+      <w:pPr>
+        <w:pStyle w:val="ListeParagraf"/>
+        <w:spacing w:after="80"/>
+        <w:ind w:left="709" w:right="0"/>
+        <w:jc w:val="both"/>
+      </w:pPr>
+      <w:r>
+        <w:rPr>
+          <w:rFonts w:ascii="Calibri" w:hAnsi="Calibri" w:cs="Arial"/>
+          <w:sz w:val="24"/>
+          <w:szCs w:val="24"/>
+        </w:rPr>
+        <w:t xml:space="preserve">6.2. Acceptance grades are those in the customer specification; where none is given, the company minimum grades given in the quality policy apply, for example grade 4 for washing and dry rubbing, grade 3 to 4 for wet rubbing and perspiration, and grade 4 for light on children's wear and light colours. These values are examples and are defined in the customer specification and company policy.</w:t>
+      </w:r>
+    </w:p>
+    <w:p>
+      <w:pPr>
+        <w:pStyle w:val="ListeParagraf"/>
+        <w:spacing w:after="80"/>
+        <w:ind w:left="709" w:right="0"/>
+        <w:jc w:val="both"/>
+      </w:pPr>
+      <w:r>
+        <w:rPr>
+          <w:rFonts w:ascii="Calibri" w:hAnsi="Calibri" w:cs="Arial"/>
+          <w:sz w:val="24"/>
+          <w:szCs w:val="24"/>
+        </w:rPr>
+        <w:t xml:space="preserve">6.3. A test is repeated once on a new specimen if the result is doubtful; the repeat result is recorded together with the first result.</w:t>
+      </w:r>
+    </w:p>
+    <w:p>
+      <w:pPr>
+        <w:pStyle w:val="ListeParagraf"/>
+        <w:spacing w:after="80"/>
+        <w:ind w:left="709" w:right="0"/>
+        <w:jc w:val="both"/>
+      </w:pPr>
+      <w:r>
+        <w:rPr>
+          <w:rFonts w:ascii="Calibri" w:hAnsi="Calibri" w:cs="Arial"/>
+          <w:sz w:val="24"/>
+          <w:szCs w:val="24"/>
+        </w:rPr>
+        <w:t xml:space="preserve">6.4. If ΔE or any fastness grade is below the limit, the lot is blocked, labelled “Hold” and kept separate; the result is reported to the Dyehouse Manager and Quality Assurance.</w:t>
+      </w:r>
+    </w:p>
+    <w:p>
+      <w:pPr>
+        <w:pStyle w:val="ListeParagraf"/>
+        <w:spacing w:after="80"/>
+        <w:ind w:left="709" w:right="0"/>
+        <w:jc w:val="both"/>
+      </w:pPr>
+    </w:p>
+    <w:p>
+      <w:pPr>
+        <w:pStyle w:val="ListeParagraf"/>
+        <w:spacing w:before="120" w:after="60"/>
+        <w:ind w:left="709" w:right="0"/>
+      </w:pPr>
+      <w:r>
+        <w:rPr>
+          <w:rFonts w:ascii="Calibri" w:hAnsi="Calibri" w:cs="Arial"/>
+          <w:b/>
+          <w:bCs/>
+          <w:sz w:val="24"/>
+          <w:szCs w:val="24"/>
+        </w:rPr>
+        <w:t xml:space="preserve">7. NONCONFORMITY AND CORRECTIVE ACTION</w:t>
+      </w:r>
+    </w:p>
+    <w:p>
+      <w:pPr>
+        <w:pStyle w:val="ListeParagraf"/>
+        <w:spacing w:after="80"/>
+        <w:ind w:left="709" w:right="0"/>
+        <w:jc w:val="both"/>
+      </w:pPr>
+      <w:r>
+        <w:rPr>
+          <w:rFonts w:ascii="Calibri" w:hAnsi="Calibri" w:cs="Arial"/>
+          <w:sz w:val="24"/>
+          <w:szCs w:val="24"/>
+        </w:rPr>
+        <w:t xml:space="preserve">7.1. Rejected lots are corrected, re-dyed or reprocessed only with the decision of the Dyehouse Manager and Quality Assurance, according to EMS.BY.PRO.06.03, and are tested again before release.</w:t>
+      </w:r>
+    </w:p>
+    <w:p>
+      <w:pPr>
+        <w:pStyle w:val="ListeParagraf"/>
+        <w:spacing w:after="80"/>
+        <w:ind w:left="709" w:right="0"/>
+        <w:jc w:val="both"/>
+      </w:pPr>
+      <w:r>
+        <w:rPr>
+          <w:rFonts w:ascii="Calibri" w:hAnsi="Calibri" w:cs="Arial"/>
+          <w:sz w:val="24"/>
+          <w:szCs w:val="24"/>
+        </w:rPr>
+        <w:t xml:space="preserve">7.2. A repeated problem or a customer shade complaint is recorded through the nonconforming product process (EMS.KS.PRO.22.02) and a corrective and preventive action (DOP/CAPA) is opened according to EMS.KS.PRO.22.03.</w:t>
+      </w:r>
+    </w:p>
+    <w:p>
+      <w:pPr>
+        <w:pStyle w:val="ListeParagraf"/>
+        <w:spacing w:after="80"/>
+        <w:ind w:left="709" w:right="0"/>
+        <w:jc w:val="both"/>
+      </w:pPr>
+      <w:r>
+        <w:rPr>
+          <w:rFonts w:ascii="Calibri" w:hAnsi="Calibri" w:cs="Arial"/>
+          <w:sz w:val="24"/>
+          <w:szCs w:val="24"/>
+        </w:rPr>
+        <w:t xml:space="preserve">7.3. Light box lamp hours, instrument calibration and standard validity are checked at the planned intervals; any deviation is recorded and corrected before the next assessment.</w:t>
+      </w:r>
+    </w:p>
+    <w:p>
+      <w:pPr>
+        <w:pStyle w:val="ListeParagraf"/>
+        <w:spacing w:after="80"/>
+        <w:ind w:left="709" w:right="0"/>
+        <w:jc w:val="both"/>
+      </w:pPr>
+    </w:p>
+    <w:p>
+      <w:pPr>
+        <w:pStyle w:val="ListeParagraf"/>
+        <w:spacing w:before="120" w:after="60"/>
+        <w:ind w:left="709" w:right="0"/>
+      </w:pPr>
+      <w:r>
+        <w:rPr>
+          <w:rFonts w:ascii="Calibri" w:hAnsi="Calibri" w:cs="Arial"/>
+          <w:b/>
+          <w:bCs/>
+          <w:sz w:val="24"/>
+          <w:szCs w:val="24"/>
+        </w:rPr>
+        <w:t xml:space="preserve">8. RELATED DOCUMENTS AND RECORDS</w:t>
       </w:r>
     </w:p>
     <w:p>
@@ -721,7 +1140,7 @@
           <w:sz w:val="24"/>
           <w:szCs w:val="24"/>
         </w:rPr>
-        <w:t xml:space="preserve">EMS.BY.PRO.06.01. Recipe Preparation and Lab Dip Approval Procedure</w:t>
+        <w:t xml:space="preserve">TLM-BOY-08 ΔE and Fastness Acceptance Limits Instruction, TLM-LAB-05 Spectrophotometer ΔE Measurement Instruction and PRS-BOY-05 Dyehouse Quality Control Procedure (QMS)</w:t>
       </w:r>
     </w:p>
     <w:p>
@@ -740,681 +1159,7 @@
           <w:sz w:val="24"/>
           <w:szCs w:val="24"/>
         </w:rPr>
-        <w:t xml:space="preserve">Shade Approval Records, Shade Cards and Light Box Lamp Log</w:t>
-      </w:r>
-    </w:p>
-    <w:p>
-      <w:pPr>
-        <w:pStyle w:val="ListeParagraf"/>
-        <w:spacing w:after="80"/>
-        <w:ind w:left="709" w:right="0"/>
-        <w:jc w:val="both"/>
-      </w:pPr>
-    </w:p>
-    <w:p>
-      <w:pPr>
-        <w:pStyle w:val="ListeParagraf"/>
-        <w:spacing w:before="120" w:after="60"/>
-        <w:ind w:left="709" w:right="0"/>
-      </w:pPr>
-      <w:r>
-        <w:rPr>
-          <w:rFonts w:ascii="Calibri" w:hAnsi="Calibri" w:cs="Arial"/>
-          <w:b/>
-          <w:bCs/>
-          <w:sz w:val="24"/>
-          <w:szCs w:val="24"/>
-        </w:rPr>
-        <w:t xml:space="preserve">6. FEEDBACK AND MONITORING</w:t>
-      </w:r>
-    </w:p>
-    <w:p>
-      <w:pPr>
-        <w:pStyle w:val="ListeParagraf"/>
-        <w:spacing w:after="80"/>
-        <w:ind w:left="709" w:right="0"/>
-        <w:jc w:val="both"/>
-      </w:pPr>
-      <w:r>
-        <w:rPr>
-          <w:rFonts w:ascii="Calibri" w:hAnsi="Calibri" w:cs="Arial"/>
-          <w:sz w:val="24"/>
-          <w:szCs w:val="24"/>
-        </w:rPr>
-        <w:t xml:space="preserve">The Laboratory Manager monitors shade rejection rates, customer shade complaints and lamp log records every month. This instruction is reviewed every year or when customer shade requirements change.</w:t>
-      </w:r>
-    </w:p>
-    <w:p>
-      <w:pPr>
-        <w:pStyle w:val="ListeParagraf"/>
-        <w:pageBreakBefore/>
-        <w:bidi/>
-        <w:spacing w:before="120" w:after="60"/>
-        <w:ind w:left="0" w:right="709"/>
-      </w:pPr>
-      <w:r>
-        <w:rPr>
-          <w:rFonts w:ascii="Calibri" w:hAnsi="Calibri" w:cs="Arial"/>
-          <w:b/>
-          <w:bCs/>
-          <w:rtl/>
-          <w:sz w:val="24"/>
-          <w:szCs w:val="24"/>
-        </w:rPr>
-        <w:t xml:space="preserve">الغرض</w:t>
-      </w:r>
-    </w:p>
-    <w:p>
-      <w:pPr>
-        <w:pStyle w:val="ListeParagraf"/>
-        <w:bidi/>
-        <w:spacing w:after="80"/>
-        <w:ind w:left="0" w:right="709"/>
-        <w:jc w:val="both"/>
-      </w:pPr>
-      <w:r>
-        <w:rPr>
-          <w:rFonts w:ascii="Calibri" w:hAnsi="Calibri" w:cs="Arial"/>
-          <w:rtl/>
-          <w:sz w:val="24"/>
-          <w:szCs w:val="24"/>
-        </w:rPr>
-        <w:t xml:space="preserve">تصف تعليمات العمل هذه كيفية فحص لون عينات المختبر (Lab Dip) ودفعات الصباغة والقماش النهائي بصريًا داخل صندوق الإضاءة ومقارنته بالمعيار المعتمد في شركة إيروغلو للتريكو (EMS)، وذلك لاكتشاف فروق اللون وظاهرة الميتاميريزم قبل إرسال القماش إلى القص.</w:t>
-      </w:r>
-    </w:p>
-    <w:p>
-      <w:pPr>
-        <w:pStyle w:val="ListeParagraf"/>
-        <w:bidi/>
-        <w:spacing w:after="80"/>
-        <w:ind w:left="0" w:right="709"/>
-        <w:jc w:val="both"/>
-      </w:pPr>
-    </w:p>
-    <w:p>
-      <w:pPr>
-        <w:pStyle w:val="ListeParagraf"/>
-        <w:bidi/>
-        <w:spacing w:before="120" w:after="60"/>
-        <w:ind w:left="0" w:right="709"/>
-      </w:pPr>
-      <w:r>
-        <w:rPr>
-          <w:rFonts w:ascii="Calibri" w:hAnsi="Calibri" w:cs="Arial"/>
-          <w:b/>
-          <w:bCs/>
-          <w:rtl/>
-          <w:sz w:val="24"/>
-          <w:szCs w:val="24"/>
-        </w:rPr>
-        <w:t xml:space="preserve">النطاق</w:t>
-      </w:r>
-    </w:p>
-    <w:p>
-      <w:pPr>
-        <w:pStyle w:val="ListeParagraf"/>
-        <w:bidi/>
-        <w:spacing w:after="80"/>
-        <w:ind w:left="0" w:right="709"/>
-        <w:jc w:val="both"/>
-      </w:pPr>
-      <w:r>
-        <w:rPr>
-          <w:rFonts w:ascii="Calibri" w:hAnsi="Calibri" w:cs="Arial"/>
-          <w:rtl/>
-          <w:sz w:val="24"/>
-          <w:szCs w:val="24"/>
-        </w:rPr>
-        <w:t xml:space="preserve">تنطبق هذه التعليمات على فحوصات اللون في المختبر وقسم الصباغة وقسم التجهيز ومراقبة جودة القماش، وعلى جميع الموظفين المفوضين بتقييم اللون.</w:t>
-      </w:r>
-    </w:p>
-    <w:p>
-      <w:pPr>
-        <w:pStyle w:val="ListeParagraf"/>
-        <w:bidi/>
-        <w:spacing w:after="80"/>
-        <w:ind w:left="0" w:right="709"/>
-        <w:jc w:val="both"/>
-      </w:pPr>
-    </w:p>
-    <w:p>
-      <w:pPr>
-        <w:pStyle w:val="ListeParagraf"/>
-        <w:bidi/>
-        <w:spacing w:before="120" w:after="60"/>
-        <w:ind w:left="0" w:right="709"/>
-      </w:pPr>
-      <w:r>
-        <w:rPr>
-          <w:rFonts w:ascii="Calibri" w:hAnsi="Calibri" w:cs="Arial"/>
-          <w:b/>
-          <w:bCs/>
-          <w:rtl/>
-          <w:sz w:val="24"/>
-          <w:szCs w:val="24"/>
-        </w:rPr>
-        <w:t xml:space="preserve">المسؤوليات</w:t>
-      </w:r>
-    </w:p>
-    <w:p>
-      <w:pPr>
-        <w:pStyle w:val="ListeParagraf"/>
-        <w:bidi/>
-        <w:spacing w:after="80"/>
-        <w:ind w:left="0" w:right="709"/>
-        <w:jc w:val="both"/>
-      </w:pPr>
-      <w:r>
-        <w:rPr>
-          <w:rFonts w:ascii="Calibri" w:hAnsi="Calibri" w:cs="Arial"/>
-          <w:rtl/>
-          <w:sz w:val="24"/>
-          <w:szCs w:val="24"/>
-        </w:rPr>
-        <w:t xml:space="preserve">• </w:t>
-      </w:r>
-      <w:r>
-        <w:rPr>
-          <w:rFonts w:ascii="Calibri" w:hAnsi="Calibri" w:cs="Arial"/>
-          <w:b/>
-          <w:bCs/>
-          <w:rtl/>
-          <w:sz w:val="24"/>
-          <w:szCs w:val="24"/>
-        </w:rPr>
-        <w:t xml:space="preserve">مدير المختبر:</w:t>
-      </w:r>
-      <w:r>
-        <w:rPr>
-          <w:rFonts w:ascii="Calibri" w:hAnsi="Calibri" w:cs="Arial"/>
-          <w:rtl/>
-          <w:sz w:val="24"/>
-          <w:szCs w:val="24"/>
-        </w:rPr>
-        <w:t xml:space="preserve"> يحافظ على صناديق الإضاءة ومعايير الألوان في حالة جيدة، وينظم استبدال المصابيح، ويفوّض المقيّمين.</w:t>
-      </w:r>
-    </w:p>
-    <w:p>
-      <w:pPr>
-        <w:pStyle w:val="ListeParagraf"/>
-        <w:bidi/>
-        <w:spacing w:after="80"/>
-        <w:ind w:left="0" w:right="709"/>
-        <w:jc w:val="both"/>
-      </w:pPr>
-      <w:r>
-        <w:rPr>
-          <w:rFonts w:ascii="Calibri" w:hAnsi="Calibri" w:cs="Arial"/>
-          <w:rtl/>
-          <w:sz w:val="24"/>
-          <w:szCs w:val="24"/>
-        </w:rPr>
-        <w:t xml:space="preserve">• </w:t>
-      </w:r>
-      <w:r>
-        <w:rPr>
-          <w:rFonts w:ascii="Calibri" w:hAnsi="Calibri" w:cs="Arial"/>
-          <w:b/>
-          <w:bCs/>
-          <w:rtl/>
-          <w:sz w:val="24"/>
-          <w:szCs w:val="24"/>
-        </w:rPr>
-        <w:t xml:space="preserve">مقيّم اللون (المختبر / الصباغة / مراقبة الجودة):</w:t>
-      </w:r>
-      <w:r>
-        <w:rPr>
-          <w:rFonts w:ascii="Calibri" w:hAnsi="Calibri" w:cs="Arial"/>
-          <w:rtl/>
-          <w:sz w:val="24"/>
-          <w:szCs w:val="24"/>
-        </w:rPr>
-        <w:t xml:space="preserve"> ينفذ الفحص وفقًا لهذه التعليمات ويسجل النتيجة.</w:t>
-      </w:r>
-    </w:p>
-    <w:p>
-      <w:pPr>
-        <w:pStyle w:val="ListeParagraf"/>
-        <w:bidi/>
-        <w:spacing w:after="80"/>
-        <w:ind w:left="0" w:right="709"/>
-        <w:jc w:val="both"/>
-      </w:pPr>
-      <w:r>
-        <w:rPr>
-          <w:rFonts w:ascii="Calibri" w:hAnsi="Calibri" w:cs="Arial"/>
-          <w:rtl/>
-          <w:sz w:val="24"/>
-          <w:szCs w:val="24"/>
-        </w:rPr>
-        <w:t xml:space="preserve">• </w:t>
-      </w:r>
-      <w:r>
-        <w:rPr>
-          <w:rFonts w:ascii="Calibri" w:hAnsi="Calibri" w:cs="Arial"/>
-          <w:b/>
-          <w:bCs/>
-          <w:rtl/>
-          <w:sz w:val="24"/>
-          <w:szCs w:val="24"/>
-        </w:rPr>
-        <w:t xml:space="preserve">مدير قسم الصباغة:</w:t>
-      </w:r>
-      <w:r>
-        <w:rPr>
-          <w:rFonts w:ascii="Calibri" w:hAnsi="Calibri" w:cs="Arial"/>
-          <w:rtl/>
-          <w:sz w:val="24"/>
-          <w:szCs w:val="24"/>
-        </w:rPr>
-        <w:t xml:space="preserve"> يقرر تصحيح الدفعات المرفوضة أو إعادة معالجتها.</w:t>
-      </w:r>
-    </w:p>
-    <w:p>
-      <w:pPr>
-        <w:pStyle w:val="ListeParagraf"/>
-        <w:bidi/>
-        <w:spacing w:after="80"/>
-        <w:ind w:left="0" w:right="709"/>
-        <w:jc w:val="both"/>
-      </w:pPr>
-    </w:p>
-    <w:p>
-      <w:pPr>
-        <w:pStyle w:val="ListeParagraf"/>
-        <w:bidi/>
-        <w:spacing w:before="120" w:after="60"/>
-        <w:ind w:left="0" w:right="709"/>
-      </w:pPr>
-      <w:r>
-        <w:rPr>
-          <w:rFonts w:ascii="Calibri" w:hAnsi="Calibri" w:cs="Arial"/>
-          <w:b/>
-          <w:bCs/>
-          <w:rtl/>
-          <w:sz w:val="24"/>
-          <w:szCs w:val="24"/>
-        </w:rPr>
-        <w:t xml:space="preserve">التعريفات</w:t>
-      </w:r>
-    </w:p>
-    <w:p>
-      <w:pPr>
-        <w:pStyle w:val="ListeParagraf"/>
-        <w:bidi/>
-        <w:spacing w:after="80"/>
-        <w:ind w:left="0" w:right="709"/>
-        <w:jc w:val="both"/>
-      </w:pPr>
-      <w:r>
-        <w:rPr>
-          <w:rFonts w:ascii="Calibri" w:hAnsi="Calibri" w:cs="Arial"/>
-          <w:rtl/>
-          <w:sz w:val="24"/>
-          <w:szCs w:val="24"/>
-        </w:rPr>
-        <w:t xml:space="preserve">• </w:t>
-      </w:r>
-      <w:r>
-        <w:rPr>
-          <w:rFonts w:ascii="Calibri" w:hAnsi="Calibri" w:cs="Arial"/>
-          <w:b/>
-          <w:bCs/>
-          <w:rtl/>
-          <w:sz w:val="24"/>
-          <w:szCs w:val="24"/>
-        </w:rPr>
-        <w:t xml:space="preserve">D65:</w:t>
-      </w:r>
-      <w:r>
-        <w:rPr>
-          <w:rFonts w:ascii="Calibri" w:hAnsi="Calibri" w:cs="Arial"/>
-          <w:rtl/>
-          <w:sz w:val="24"/>
-          <w:szCs w:val="24"/>
-        </w:rPr>
-        <w:t xml:space="preserve"> مصدر ضوء نهاري اصطناعي قياسي، يُستخدم عادةً كمصدر الضوء الرئيسي لتقييم اللون.</w:t>
-      </w:r>
-    </w:p>
-    <w:p>
-      <w:pPr>
-        <w:pStyle w:val="ListeParagraf"/>
-        <w:bidi/>
-        <w:spacing w:after="80"/>
-        <w:ind w:left="0" w:right="709"/>
-        <w:jc w:val="both"/>
-      </w:pPr>
-      <w:r>
-        <w:rPr>
-          <w:rFonts w:ascii="Calibri" w:hAnsi="Calibri" w:cs="Arial"/>
-          <w:rtl/>
-          <w:sz w:val="24"/>
-          <w:szCs w:val="24"/>
-        </w:rPr>
-        <w:t xml:space="preserve">• </w:t>
-      </w:r>
-      <w:r>
-        <w:rPr>
-          <w:rFonts w:ascii="Calibri" w:hAnsi="Calibri" w:cs="Arial"/>
-          <w:b/>
-          <w:bCs/>
-          <w:rtl/>
-          <w:sz w:val="24"/>
-          <w:szCs w:val="24"/>
-        </w:rPr>
-        <w:t xml:space="preserve">الميتاميريزم:</w:t>
-      </w:r>
-      <w:r>
-        <w:rPr>
-          <w:rFonts w:ascii="Calibri" w:hAnsi="Calibri" w:cs="Arial"/>
-          <w:rtl/>
-          <w:sz w:val="24"/>
-          <w:szCs w:val="24"/>
-        </w:rPr>
-        <w:t xml:space="preserve"> تطابق عينتين تحت مصدر ضوء معين واختلافهما في المظهر تحت مصدر ضوء آخر.</w:t>
-      </w:r>
-    </w:p>
-    <w:p>
-      <w:pPr>
-        <w:pStyle w:val="ListeParagraf"/>
-        <w:bidi/>
-        <w:spacing w:after="80"/>
-        <w:ind w:left="0" w:right="709"/>
-        <w:jc w:val="both"/>
-      </w:pPr>
-      <w:r>
-        <w:rPr>
-          <w:rFonts w:ascii="Calibri" w:hAnsi="Calibri" w:cs="Arial"/>
-          <w:rtl/>
-          <w:sz w:val="24"/>
-          <w:szCs w:val="24"/>
-        </w:rPr>
-        <w:t xml:space="preserve">• </w:t>
-      </w:r>
-      <w:r>
-        <w:rPr>
-          <w:rFonts w:ascii="Calibri" w:hAnsi="Calibri" w:cs="Arial"/>
-          <w:b/>
-          <w:bCs/>
-          <w:rtl/>
-          <w:sz w:val="24"/>
-          <w:szCs w:val="24"/>
-        </w:rPr>
-        <w:t xml:space="preserve">المقياس الرمادي:</w:t>
-      </w:r>
-      <w:r>
-        <w:rPr>
-          <w:rFonts w:ascii="Calibri" w:hAnsi="Calibri" w:cs="Arial"/>
-          <w:rtl/>
-          <w:sz w:val="24"/>
-          <w:szCs w:val="24"/>
-        </w:rPr>
-        <w:t xml:space="preserve"> المقياس الرمادي وفق ISO 105-A02 المستخدم لتقدير فرق اللون (الدرجة 5 = لا يوجد فرق).</w:t>
-      </w:r>
-    </w:p>
-    <w:p>
-      <w:pPr>
-        <w:pStyle w:val="ListeParagraf"/>
-        <w:bidi/>
-        <w:spacing w:after="80"/>
-        <w:ind w:left="0" w:right="709"/>
-        <w:jc w:val="both"/>
-      </w:pPr>
-    </w:p>
-    <w:p>
-      <w:pPr>
-        <w:pStyle w:val="ListeParagraf"/>
-        <w:bidi/>
-        <w:spacing w:before="120" w:after="60"/>
-        <w:ind w:left="0" w:right="709"/>
-      </w:pPr>
-      <w:r>
-        <w:rPr>
-          <w:rFonts w:ascii="Calibri" w:hAnsi="Calibri" w:cs="Arial"/>
-          <w:b/>
-          <w:bCs/>
-          <w:rtl/>
-          <w:sz w:val="24"/>
-          <w:szCs w:val="24"/>
-        </w:rPr>
-        <w:t xml:space="preserve">التعليمات</w:t>
-      </w:r>
-    </w:p>
-    <w:p>
-      <w:pPr>
-        <w:pStyle w:val="ListeParagraf"/>
-        <w:bidi/>
-        <w:spacing w:before="120" w:after="60"/>
-        <w:ind w:left="0" w:right="709"/>
-      </w:pPr>
-      <w:r>
-        <w:rPr>
-          <w:rFonts w:ascii="Calibri" w:hAnsi="Calibri" w:cs="Arial"/>
-          <w:b/>
-          <w:bCs/>
-          <w:rtl/>
-          <w:sz w:val="24"/>
-          <w:szCs w:val="24"/>
-        </w:rPr>
-        <w:t xml:space="preserve">1. قبل البدء</w:t>
-      </w:r>
-    </w:p>
-    <w:p>
-      <w:pPr>
-        <w:pStyle w:val="ListeParagraf"/>
-        <w:bidi/>
-        <w:spacing w:after="80"/>
-        <w:ind w:left="0" w:right="709"/>
-        <w:jc w:val="both"/>
-      </w:pPr>
-      <w:r>
-        <w:rPr>
-          <w:rFonts w:ascii="Calibri" w:hAnsi="Calibri" w:cs="Arial"/>
-          <w:rtl/>
-          <w:sz w:val="24"/>
-          <w:szCs w:val="24"/>
-        </w:rPr>
-        <w:t xml:space="preserve">1.1. تأكد من أن مصابيح صندوق الإضاءة التي يطلبها العميل (مثل D65 وTL84 وA وUV) تعمل، وأنها ضمن ساعات الخدمة المسجلة في سجل المصابيح.</w:t>
-      </w:r>
-    </w:p>
-    <w:p>
-      <w:pPr>
-        <w:pStyle w:val="ListeParagraf"/>
-        <w:bidi/>
-        <w:spacing w:after="80"/>
-        <w:ind w:left="0" w:right="709"/>
-        <w:jc w:val="both"/>
-      </w:pPr>
-      <w:r>
-        <w:rPr>
-          <w:rFonts w:ascii="Calibri" w:hAnsi="Calibri" w:cs="Arial"/>
-          <w:rtl/>
-          <w:sz w:val="24"/>
-          <w:szCs w:val="24"/>
-        </w:rPr>
-        <w:t xml:space="preserve">1.2. استخدم فقط معيارًا معتمدًا (معيار العميل أو عينة مختبر معتمدة) نظيفًا وغير تالف وضمن تاريخ صلاحيته.</w:t>
-      </w:r>
-    </w:p>
-    <w:p>
-      <w:pPr>
-        <w:pStyle w:val="ListeParagraf"/>
-        <w:bidi/>
-        <w:spacing w:after="80"/>
-        <w:ind w:left="0" w:right="709"/>
-        <w:jc w:val="both"/>
-      </w:pPr>
-      <w:r>
-        <w:rPr>
-          <w:rFonts w:ascii="Calibri" w:hAnsi="Calibri" w:cs="Arial"/>
-          <w:rtl/>
-          <w:sz w:val="24"/>
-          <w:szCs w:val="24"/>
-        </w:rPr>
-        <w:t xml:space="preserve">1.3. يجب أن تكون العينة جافة وباردة ومستوية؛ ولا تُقيّم العينات المبللة أو الساخنة.</w:t>
-      </w:r>
-    </w:p>
-    <w:p>
-      <w:pPr>
-        <w:pStyle w:val="ListeParagraf"/>
-        <w:bidi/>
-        <w:spacing w:after="80"/>
-        <w:ind w:left="0" w:right="709"/>
-        <w:jc w:val="both"/>
-      </w:pPr>
-      <w:r>
-        <w:rPr>
-          <w:rFonts w:ascii="Calibri" w:hAnsi="Calibri" w:cs="Arial"/>
-          <w:rtl/>
-          <w:sz w:val="24"/>
-          <w:szCs w:val="24"/>
-        </w:rPr>
-        <w:t xml:space="preserve">1.4. لا يقيّم اللون إلا المقيّمون الذين اجتازوا اختبار رؤية الألوان؛ ولا تُلبس النظارات الملونة أثناء التقييم.</w:t>
-      </w:r>
-    </w:p>
-    <w:p>
-      <w:pPr>
-        <w:pStyle w:val="ListeParagraf"/>
-        <w:bidi/>
-        <w:spacing w:after="80"/>
-        <w:ind w:left="0" w:right="709"/>
-        <w:jc w:val="both"/>
-      </w:pPr>
-    </w:p>
-    <w:p>
-      <w:pPr>
-        <w:pStyle w:val="ListeParagraf"/>
-        <w:bidi/>
-        <w:spacing w:before="120" w:after="60"/>
-        <w:ind w:left="0" w:right="709"/>
-      </w:pPr>
-      <w:r>
-        <w:rPr>
-          <w:rFonts w:ascii="Calibri" w:hAnsi="Calibri" w:cs="Arial"/>
-          <w:b/>
-          <w:bCs/>
-          <w:rtl/>
-          <w:sz w:val="24"/>
-          <w:szCs w:val="24"/>
-        </w:rPr>
-        <w:t xml:space="preserve">2. الخطوات</w:t>
-      </w:r>
-    </w:p>
-    <w:p>
-      <w:pPr>
-        <w:pStyle w:val="ListeParagraf"/>
-        <w:bidi/>
-        <w:spacing w:after="80"/>
-        <w:ind w:left="0" w:right="709"/>
-        <w:jc w:val="both"/>
-      </w:pPr>
-      <w:r>
-        <w:rPr>
-          <w:rFonts w:ascii="Calibri" w:hAnsi="Calibri" w:cs="Arial"/>
-          <w:rtl/>
-          <w:sz w:val="24"/>
-          <w:szCs w:val="24"/>
-        </w:rPr>
-        <w:t xml:space="preserve">2.1. ضع المعيار والعينة جنبًا إلى جنب وفي الاتجاه نفسه على القاعدة الرمادية المحايدة لصندوق الإضاءة، وانظر إليهما بزاوية 45° تقريبًا.</w:t>
-      </w:r>
-    </w:p>
-    <w:p>
-      <w:pPr>
-        <w:pStyle w:val="ListeParagraf"/>
-        <w:bidi/>
-        <w:spacing w:after="80"/>
-        <w:ind w:left="0" w:right="709"/>
-        <w:jc w:val="both"/>
-      </w:pPr>
-      <w:r>
-        <w:rPr>
-          <w:rFonts w:ascii="Calibri" w:hAnsi="Calibri" w:cs="Arial"/>
-          <w:rtl/>
-          <w:sz w:val="24"/>
-          <w:szCs w:val="24"/>
-        </w:rPr>
-        <w:t xml:space="preserve">2.2. قيّم أولًا تحت مصدر الضوء الرئيسي الذي يطلبه العميل، ثم تحت مصادر الضوء الثانوية للتحقق من الميتاميريزم.</w:t>
-      </w:r>
-    </w:p>
-    <w:p>
-      <w:pPr>
-        <w:pStyle w:val="ListeParagraf"/>
-        <w:bidi/>
-        <w:spacing w:after="80"/>
-        <w:ind w:left="0" w:right="709"/>
-        <w:jc w:val="both"/>
-      </w:pPr>
-      <w:r>
-        <w:rPr>
-          <w:rFonts w:ascii="Calibri" w:hAnsi="Calibri" w:cs="Arial"/>
-          <w:rtl/>
-          <w:sz w:val="24"/>
-          <w:szCs w:val="24"/>
-        </w:rPr>
-        <w:t xml:space="preserve">2.3. قدّر فرق اللون باستخدام المقياس الرمادي، وصِف اتجاه الفرق (أكثر احمرارًا، أكثر زرقة، أفتح، أغمق، باهت، أكثر لمعانًا).</w:t>
-      </w:r>
-    </w:p>
-    <w:p>
-      <w:pPr>
-        <w:pStyle w:val="ListeParagraf"/>
-        <w:bidi/>
-        <w:spacing w:after="80"/>
-        <w:ind w:left="0" w:right="709"/>
-        <w:jc w:val="both"/>
-      </w:pPr>
-      <w:r>
-        <w:rPr>
-          <w:rFonts w:ascii="Calibri" w:hAnsi="Calibri" w:cs="Arial"/>
-          <w:rtl/>
-          <w:sz w:val="24"/>
-          <w:szCs w:val="24"/>
-        </w:rPr>
-        <w:t xml:space="preserve">2.4. اقبل الدفعة إذا كانت النتيجة ضمن تفاوت العميل (الدرجة البصرية أو قيمة ΔE الآلية حسب متطلبات العميل)؛ وإلا فارفضها وأبلغ قسم الصباغة.</w:t>
-      </w:r>
-    </w:p>
-    <w:p>
-      <w:pPr>
-        <w:pStyle w:val="ListeParagraf"/>
-        <w:bidi/>
-        <w:spacing w:after="80"/>
-        <w:ind w:left="0" w:right="709"/>
-        <w:jc w:val="both"/>
-      </w:pPr>
-      <w:r>
-        <w:rPr>
-          <w:rFonts w:ascii="Calibri" w:hAnsi="Calibri" w:cs="Arial"/>
-          <w:rtl/>
-          <w:sz w:val="24"/>
-          <w:szCs w:val="24"/>
-        </w:rPr>
-        <w:t xml:space="preserve">2.5. لكل دفعة مقبولة، اقطع قصاصة وألصقها على بطاقة الألوان وسجل النتيجة.</w:t>
-      </w:r>
-    </w:p>
-    <w:p>
-      <w:pPr>
-        <w:pStyle w:val="ListeParagraf"/>
-        <w:bidi/>
-        <w:spacing w:after="80"/>
-        <w:ind w:left="0" w:right="709"/>
-        <w:jc w:val="both"/>
-      </w:pPr>
-    </w:p>
-    <w:p>
-      <w:pPr>
-        <w:pStyle w:val="ListeParagraf"/>
-        <w:bidi/>
-        <w:spacing w:before="120" w:after="60"/>
-        <w:ind w:left="0" w:right="709"/>
-      </w:pPr>
-      <w:r>
-        <w:rPr>
-          <w:rFonts w:ascii="Calibri" w:hAnsi="Calibri" w:cs="Arial"/>
-          <w:b/>
-          <w:bCs/>
-          <w:rtl/>
-          <w:sz w:val="24"/>
-          <w:szCs w:val="24"/>
-        </w:rPr>
-        <w:t xml:space="preserve">3. القواعد / المحظورات</w:t>
+        <w:t xml:space="preserve">EMS.BY.PRO.06.01. Recipe Preparation and Lab Dip Approval Procedure</w:t>
       </w:r>
     </w:p>
     <w:p>
@@ -1424,18 +1169,16 @@
           <w:ilvl w:val="0"/>
           <w:numId w:val="1"/>
         </w:numPr>
-        <w:bidi/>
         <w:spacing w:after="60"/>
         <w:jc w:val="both"/>
       </w:pPr>
       <w:r>
         <w:rPr>
           <w:rFonts w:ascii="Calibri" w:hAnsi="Calibri" w:cs="Arial"/>
-          <w:rtl/>
-          <w:sz w:val="24"/>
-          <w:szCs w:val="24"/>
-        </w:rPr>
-        <w:t xml:space="preserve">لا تقيّم اللون تحت إضاءة المصنع العادية أو تحت ضوء النهار القادم من النوافذ.</w:t>
+          <w:sz w:val="24"/>
+          <w:szCs w:val="24"/>
+        </w:rPr>
+        <w:t xml:space="preserve">EMS.BY.PRO.06.03. Reprocessing and Rework Control Procedure</w:t>
       </w:r>
     </w:p>
     <w:p>
@@ -1445,18 +1188,16 @@
           <w:ilvl w:val="0"/>
           <w:numId w:val="1"/>
         </w:numPr>
-        <w:bidi/>
         <w:spacing w:after="60"/>
         <w:jc w:val="both"/>
       </w:pPr>
       <w:r>
         <w:rPr>
           <w:rFonts w:ascii="Calibri" w:hAnsi="Calibri" w:cs="Arial"/>
-          <w:rtl/>
-          <w:sz w:val="24"/>
-          <w:szCs w:val="24"/>
-        </w:rPr>
-        <w:t xml:space="preserve">لا تسمح بدخول ضوء آخر إلى الصندوق أثناء التقييم؛ وأبقِ صندوق الإضاءة نظيفًا ومطفأً عند عدم الاستخدام.</w:t>
+          <w:sz w:val="24"/>
+          <w:szCs w:val="24"/>
+        </w:rPr>
+        <w:t xml:space="preserve">EMS.LB.TL.09.02. Colour Fastness Tests Instruction</w:t>
       </w:r>
     </w:p>
     <w:p>
@@ -1466,110 +1207,16 @@
           <w:ilvl w:val="0"/>
           <w:numId w:val="1"/>
         </w:numPr>
-        <w:bidi/>
         <w:spacing w:after="60"/>
         <w:jc w:val="both"/>
       </w:pPr>
       <w:r>
         <w:rPr>
           <w:rFonts w:ascii="Calibri" w:hAnsi="Calibri" w:cs="Arial"/>
-          <w:rtl/>
-          <w:sz w:val="24"/>
-          <w:szCs w:val="24"/>
-        </w:rPr>
-        <w:t xml:space="preserve">لا تستخدم معيارًا باهتًا أو متسخًا أو منتهي الصلاحية؛ واطلب معيارًا جديدًا من المختبر.</w:t>
-      </w:r>
-    </w:p>
-    <w:p>
-      <w:pPr>
-        <w:pStyle w:val="ListeParagraf"/>
-        <w:bidi/>
-        <w:spacing w:after="80"/>
-        <w:ind w:left="0" w:right="709"/>
-        <w:jc w:val="both"/>
-      </w:pPr>
-    </w:p>
-    <w:p>
-      <w:pPr>
-        <w:pStyle w:val="ListeParagraf"/>
-        <w:bidi/>
-        <w:spacing w:before="120" w:after="60"/>
-        <w:ind w:left="0" w:right="709"/>
-      </w:pPr>
-      <w:r>
-        <w:rPr>
-          <w:rFonts w:ascii="Calibri" w:hAnsi="Calibri" w:cs="Arial"/>
-          <w:b/>
-          <w:bCs/>
-          <w:rtl/>
-          <w:sz w:val="24"/>
-          <w:szCs w:val="24"/>
-        </w:rPr>
-        <w:t xml:space="preserve">4. في حالة وجود مشكلة</w:t>
-      </w:r>
-    </w:p>
-    <w:p>
-      <w:pPr>
-        <w:pStyle w:val="ListeParagraf"/>
-        <w:bidi/>
-        <w:spacing w:after="80"/>
-        <w:ind w:left="0" w:right="709"/>
-        <w:jc w:val="both"/>
-      </w:pPr>
-      <w:r>
-        <w:rPr>
-          <w:rFonts w:ascii="Calibri" w:hAnsi="Calibri" w:cs="Arial"/>
-          <w:rtl/>
-          <w:sz w:val="24"/>
-          <w:szCs w:val="24"/>
-        </w:rPr>
-        <w:t xml:space="preserve">4.1. إذا اختلف المقيّمون أو كانت النتيجة حدّية، تُقاس العينة بجهاز المطياف الضوئي، ويتخذ مدير المختبر القرار النهائي، أو العميل عند الاقتضاء.</w:t>
-      </w:r>
-    </w:p>
-    <w:p>
-      <w:pPr>
-        <w:pStyle w:val="ListeParagraf"/>
-        <w:bidi/>
-        <w:spacing w:after="80"/>
-        <w:ind w:left="0" w:right="709"/>
-        <w:jc w:val="both"/>
-      </w:pPr>
-      <w:r>
-        <w:rPr>
-          <w:rFonts w:ascii="Calibri" w:hAnsi="Calibri" w:cs="Arial"/>
-          <w:rtl/>
-          <w:sz w:val="24"/>
-          <w:szCs w:val="24"/>
-        </w:rPr>
-        <w:t xml:space="preserve">4.2. إذا تعطل مصباح أو تجاوز ساعات خدمته، توقف عن استخدام صندوق الإضاءة وأبلغ مدير المختبر؛ وتُستبدل المصابيح من النوع نفسه معًا.</w:t>
-      </w:r>
-    </w:p>
-    <w:p>
-      <w:pPr>
-        <w:pStyle w:val="ListeParagraf"/>
-        <w:bidi/>
-        <w:spacing w:after="80"/>
-        <w:ind w:left="0" w:right="709"/>
-        <w:jc w:val="both"/>
-      </w:pPr>
-    </w:p>
-    <w:p>
-      <w:pPr>
-        <w:pStyle w:val="ListeParagraf"/>
-        <w:bidi/>
-        <w:spacing w:before="120" w:after="60"/>
-        <w:ind w:left="0" w:right="709"/>
-      </w:pPr>
-      <w:r>
-        <w:rPr>
-          <w:rFonts w:ascii="Calibri" w:hAnsi="Calibri" w:cs="Arial"/>
-          <w:b/>
-          <w:bCs/>
-          <w:rtl/>
-          <w:sz w:val="24"/>
-          <w:szCs w:val="24"/>
-        </w:rPr>
-        <w:t xml:space="preserve">5. الوثائق والسجلات ذات الصلة</w:t>
+          <w:sz w:val="24"/>
+          <w:szCs w:val="24"/>
+        </w:rPr>
+        <w:t xml:space="preserve">EMS.LB.PRO.09.02. Calibration of Measuring Equipment Procedure</w:t>
       </w:r>
     </w:p>
     <w:p>
@@ -1579,18 +1226,16 @@
           <w:ilvl w:val="0"/>
           <w:numId w:val="1"/>
         </w:numPr>
-        <w:bidi/>
         <w:spacing w:after="60"/>
         <w:jc w:val="both"/>
       </w:pPr>
       <w:r>
         <w:rPr>
           <w:rFonts w:ascii="Calibri" w:hAnsi="Calibri" w:cs="Arial"/>
-          <w:rtl/>
-          <w:sz w:val="24"/>
-          <w:szCs w:val="24"/>
-        </w:rPr>
-        <w:t xml:space="preserve">EMS.BY.PRO.06.01. إجراء إعداد الوصفات واعتماد عينات المختبر</w:t>
+          <w:sz w:val="24"/>
+          <w:szCs w:val="24"/>
+        </w:rPr>
+        <w:t xml:space="preserve">EMS.KS.PRO.22.02. Nonconforming Product Control Procedure</w:t>
       </w:r>
     </w:p>
     <w:p>
@@ -1600,28 +1245,101 @@
           <w:ilvl w:val="0"/>
           <w:numId w:val="1"/>
         </w:numPr>
-        <w:bidi/>
         <w:spacing w:after="60"/>
         <w:jc w:val="both"/>
       </w:pPr>
       <w:r>
         <w:rPr>
           <w:rFonts w:ascii="Calibri" w:hAnsi="Calibri" w:cs="Arial"/>
-          <w:rtl/>
-          <w:sz w:val="24"/>
-          <w:szCs w:val="24"/>
-        </w:rPr>
-        <w:t xml:space="preserve">سجلات اعتماد اللون وبطاقات الألوان وسجل مصابيح صندوق الإضاءة</w:t>
-      </w:r>
-    </w:p>
-    <w:p>
-      <w:pPr>
-        <w:pStyle w:val="ListeParagraf"/>
-        <w:bidi/>
-        <w:spacing w:after="80"/>
-        <w:ind w:left="0" w:right="709"/>
-        <w:jc w:val="both"/>
-      </w:pPr>
+          <w:sz w:val="24"/>
+          <w:szCs w:val="24"/>
+        </w:rPr>
+        <w:t xml:space="preserve">EMS.KS.PRO.22.03. Corrective and Preventive Action (CAPA) for Quality Problems Procedure</w:t>
+      </w:r>
+    </w:p>
+    <w:p>
+      <w:pPr>
+        <w:pStyle w:val="ListeParagraf"/>
+        <w:numPr>
+          <w:ilvl w:val="0"/>
+          <w:numId w:val="1"/>
+        </w:numPr>
+        <w:spacing w:after="60"/>
+        <w:jc w:val="both"/>
+      </w:pPr>
+      <w:r>
+        <w:rPr>
+          <w:rFonts w:ascii="Calibri" w:hAnsi="Calibri" w:cs="Arial"/>
+          <w:sz w:val="24"/>
+          <w:szCs w:val="24"/>
+        </w:rPr>
+        <w:t xml:space="preserve">Shade Approval Records, Shade Cards and Light Box Lamp Log</w:t>
+      </w:r>
+    </w:p>
+    <w:p>
+      <w:pPr>
+        <w:pStyle w:val="ListeParagraf"/>
+        <w:numPr>
+          <w:ilvl w:val="0"/>
+          <w:numId w:val="1"/>
+        </w:numPr>
+        <w:spacing w:after="60"/>
+        <w:jc w:val="both"/>
+      </w:pPr>
+      <w:r>
+        <w:rPr>
+          <w:rFonts w:ascii="Calibri" w:hAnsi="Calibri" w:cs="Arial"/>
+          <w:sz w:val="24"/>
+          <w:szCs w:val="24"/>
+        </w:rPr>
+        <w:t xml:space="preserve">EMS.QA.FRM.07.16 Laboratory Colour Work Form, EMS.QA.FRM.07.11 Test Report, EMS.QA.KRT.07.01 Colour Archive Card</w:t>
+      </w:r>
+    </w:p>
+    <w:p>
+      <w:pPr>
+        <w:pStyle w:val="ListeParagraf"/>
+        <w:spacing w:after="80"/>
+        <w:ind w:left="709" w:right="0"/>
+        <w:jc w:val="both"/>
+      </w:pPr>
+    </w:p>
+    <w:p>
+      <w:pPr>
+        <w:pStyle w:val="ListeParagraf"/>
+        <w:spacing w:before="120" w:after="60"/>
+        <w:ind w:left="709" w:right="0"/>
+      </w:pPr>
+      <w:r>
+        <w:rPr>
+          <w:rFonts w:ascii="Calibri" w:hAnsi="Calibri" w:cs="Arial"/>
+          <w:b/>
+          <w:bCs/>
+          <w:sz w:val="24"/>
+          <w:szCs w:val="24"/>
+        </w:rPr>
+        <w:t xml:space="preserve">9. FEEDBACK AND MONITORING</w:t>
+      </w:r>
+    </w:p>
+    <w:p>
+      <w:pPr>
+        <w:pStyle w:val="ListeParagraf"/>
+        <w:spacing w:after="80"/>
+        <w:ind w:left="709" w:right="0"/>
+        <w:jc w:val="both"/>
+      </w:pPr>
+      <w:r>
+        <w:rPr>
+          <w:rFonts w:ascii="Calibri" w:hAnsi="Calibri" w:cs="Arial"/>
+          <w:sz w:val="24"/>
+          <w:szCs w:val="24"/>
+        </w:rPr>
+        <w:t xml:space="preserve">The Laboratory Manager monitors shade rejection rates, ΔE and fastness failures, customer shade complaints, lamp log records and calibration records every month; targets are set in the annual objectives and reported to the management review. This instruction is reviewed every year or when customer shade requirements change.</w:t>
+      </w:r>
+    </w:p>
+    <w:p>
+      <w:r>
+        <w:br w:type="page"/>
+      </w:r>
     </w:p>
     <w:p>
       <w:pPr>
@@ -1639,7 +1357,7 @@
           <w:sz w:val="24"/>
           <w:szCs w:val="24"/>
         </w:rPr>
-        <w:t xml:space="preserve">6. التغذية الراجعة والمتابعة</w:t>
+        <w:t xml:space="preserve">الغرض</w:t>
       </w:r>
     </w:p>
     <w:p>
@@ -1657,10 +1375,1464 @@
           <w:sz w:val="24"/>
           <w:szCs w:val="24"/>
         </w:rPr>
-        <w:t xml:space="preserve">يتابع مدير المختبر شهريًا نسب رفض الألوان وشكاوى العملاء المتعلقة باللون وسجلات المصابيح. وتُراجع هذه التعليمات سنويًا أو عند تغير متطلبات العملاء الخاصة باللون.</w:t>
-      </w:r>
-    </w:p>
-    <w:p/>
+        <w:t xml:space="preserve">تصف تعليمات العمل هذه كيفية فحص لون عينات الصباغة المخبرية (Lab Dip) ودفعات الصباغة والقماش النهائي بصريًا في صندوق الإضاءة وقياسه بجهاز المطياف اللوني مقارنة بالمعيار المعتمد في شركة إيروغلو للتريكو (EMS)، وكيفية تطبيق حدود القبول لـ ΔE وثبات الألوان (تعليمات نظام الجودة TLM-BOY-08 و TLM-LAB-05)، بحيث تُكتشف فروق اللون والميتاميرية قبل ذهاب القماش إلى القص.</w:t>
+      </w:r>
+    </w:p>
+    <w:p>
+      <w:pPr>
+        <w:pStyle w:val="ListeParagraf"/>
+        <w:bidi/>
+        <w:spacing w:after="80"/>
+        <w:ind w:left="0" w:right="709"/>
+        <w:jc w:val="both"/>
+      </w:pPr>
+    </w:p>
+    <w:p>
+      <w:pPr>
+        <w:pStyle w:val="ListeParagraf"/>
+        <w:bidi/>
+        <w:spacing w:before="120" w:after="60"/>
+        <w:ind w:left="0" w:right="709"/>
+      </w:pPr>
+      <w:r>
+        <w:rPr>
+          <w:rFonts w:ascii="Calibri" w:hAnsi="Calibri" w:cs="Arial"/>
+          <w:b/>
+          <w:bCs/>
+          <w:rtl/>
+          <w:sz w:val="24"/>
+          <w:szCs w:val="24"/>
+        </w:rPr>
+        <w:t xml:space="preserve">النطاق</w:t>
+      </w:r>
+    </w:p>
+    <w:p>
+      <w:pPr>
+        <w:pStyle w:val="ListeParagraf"/>
+        <w:bidi/>
+        <w:spacing w:after="80"/>
+        <w:ind w:left="0" w:right="709"/>
+        <w:jc w:val="both"/>
+      </w:pPr>
+      <w:r>
+        <w:rPr>
+          <w:rFonts w:ascii="Calibri" w:hAnsi="Calibri" w:cs="Arial"/>
+          <w:rtl/>
+          <w:sz w:val="24"/>
+          <w:szCs w:val="24"/>
+        </w:rPr>
+        <w:t xml:space="preserve">تنطبق هذه التعليمات على فحوص اللون في المختبر وقسم الصباغة والتجهيز ومراقبة جودة القماش، وعلى القياس اللوني الآلي وتقييم نتائج الثبات، وعلى جميع الموظفين المفوضين بتقييم اللون.</w:t>
+      </w:r>
+    </w:p>
+    <w:p>
+      <w:pPr>
+        <w:pStyle w:val="ListeParagraf"/>
+        <w:bidi/>
+        <w:spacing w:after="80"/>
+        <w:ind w:left="0" w:right="709"/>
+        <w:jc w:val="both"/>
+      </w:pPr>
+    </w:p>
+    <w:p>
+      <w:pPr>
+        <w:pStyle w:val="ListeParagraf"/>
+        <w:bidi/>
+        <w:spacing w:before="120" w:after="60"/>
+        <w:ind w:left="0" w:right="709"/>
+      </w:pPr>
+      <w:r>
+        <w:rPr>
+          <w:rFonts w:ascii="Calibri" w:hAnsi="Calibri" w:cs="Arial"/>
+          <w:b/>
+          <w:bCs/>
+          <w:rtl/>
+          <w:sz w:val="24"/>
+          <w:szCs w:val="24"/>
+        </w:rPr>
+        <w:t xml:space="preserve">المسؤوليات</w:t>
+      </w:r>
+    </w:p>
+    <w:p>
+      <w:pPr>
+        <w:pStyle w:val="ListeParagraf"/>
+        <w:bidi/>
+        <w:spacing w:after="80"/>
+        <w:ind w:left="0" w:right="709"/>
+        <w:jc w:val="both"/>
+      </w:pPr>
+      <w:r>
+        <w:rPr>
+          <w:rFonts w:ascii="Calibri" w:hAnsi="Calibri" w:cs="Arial"/>
+          <w:rtl/>
+          <w:sz w:val="24"/>
+          <w:szCs w:val="24"/>
+        </w:rPr>
+        <w:t xml:space="preserve">• </w:t>
+      </w:r>
+      <w:r>
+        <w:rPr>
+          <w:rFonts w:ascii="Calibri" w:hAnsi="Calibri" w:cs="Arial"/>
+          <w:b/>
+          <w:bCs/>
+          <w:rtl/>
+          <w:sz w:val="24"/>
+          <w:szCs w:val="24"/>
+        </w:rPr>
+        <w:t xml:space="preserve">مدير المختبر:</w:t>
+      </w:r>
+      <w:r>
+        <w:rPr>
+          <w:rFonts w:ascii="Calibri" w:hAnsi="Calibri" w:cs="Arial"/>
+          <w:rtl/>
+          <w:sz w:val="24"/>
+          <w:szCs w:val="24"/>
+        </w:rPr>
+        <w:t xml:space="preserve"> يحافظ على صناديق الإضاءة وجهاز المطياف اللوني ومعايير اللون بحالة جيدة، ويرتب استبدال المصابيح والمعايرة، ويفوّض المقيّمين.</w:t>
+      </w:r>
+    </w:p>
+    <w:p>
+      <w:pPr>
+        <w:pStyle w:val="ListeParagraf"/>
+        <w:bidi/>
+        <w:spacing w:after="80"/>
+        <w:ind w:left="0" w:right="709"/>
+        <w:jc w:val="both"/>
+      </w:pPr>
+      <w:r>
+        <w:rPr>
+          <w:rFonts w:ascii="Calibri" w:hAnsi="Calibri" w:cs="Arial"/>
+          <w:rtl/>
+          <w:sz w:val="24"/>
+          <w:szCs w:val="24"/>
+        </w:rPr>
+        <w:t xml:space="preserve">• </w:t>
+      </w:r>
+      <w:r>
+        <w:rPr>
+          <w:rFonts w:ascii="Calibri" w:hAnsi="Calibri" w:cs="Arial"/>
+          <w:b/>
+          <w:bCs/>
+          <w:rtl/>
+          <w:sz w:val="24"/>
+          <w:szCs w:val="24"/>
+        </w:rPr>
+        <w:t xml:space="preserve">مقيّم اللون (المختبر / الصباغة / مراقبة الجودة):</w:t>
+      </w:r>
+      <w:r>
+        <w:rPr>
+          <w:rFonts w:ascii="Calibri" w:hAnsi="Calibri" w:cs="Arial"/>
+          <w:rtl/>
+          <w:sz w:val="24"/>
+          <w:szCs w:val="24"/>
+        </w:rPr>
+        <w:t xml:space="preserve"> ينفذ الفحص وفقًا لهذه التعليمات ويسجل النتيجة.</w:t>
+      </w:r>
+    </w:p>
+    <w:p>
+      <w:pPr>
+        <w:pStyle w:val="ListeParagraf"/>
+        <w:bidi/>
+        <w:spacing w:after="80"/>
+        <w:ind w:left="0" w:right="709"/>
+        <w:jc w:val="both"/>
+      </w:pPr>
+      <w:r>
+        <w:rPr>
+          <w:rFonts w:ascii="Calibri" w:hAnsi="Calibri" w:cs="Arial"/>
+          <w:rtl/>
+          <w:sz w:val="24"/>
+          <w:szCs w:val="24"/>
+        </w:rPr>
+        <w:t xml:space="preserve">• </w:t>
+      </w:r>
+      <w:r>
+        <w:rPr>
+          <w:rFonts w:ascii="Calibri" w:hAnsi="Calibri" w:cs="Arial"/>
+          <w:b/>
+          <w:bCs/>
+          <w:rtl/>
+          <w:sz w:val="24"/>
+          <w:szCs w:val="24"/>
+        </w:rPr>
+        <w:t xml:space="preserve">مدير قسم الصباغة:</w:t>
+      </w:r>
+      <w:r>
+        <w:rPr>
+          <w:rFonts w:ascii="Calibri" w:hAnsi="Calibri" w:cs="Arial"/>
+          <w:rtl/>
+          <w:sz w:val="24"/>
+          <w:szCs w:val="24"/>
+        </w:rPr>
+        <w:t xml:space="preserve"> يقرر تصحيح الدفعات المرفوضة أو إعادة معالجتها.</w:t>
+      </w:r>
+    </w:p>
+    <w:p>
+      <w:pPr>
+        <w:pStyle w:val="ListeParagraf"/>
+        <w:bidi/>
+        <w:spacing w:after="80"/>
+        <w:ind w:left="0" w:right="709"/>
+        <w:jc w:val="both"/>
+      </w:pPr>
+      <w:r>
+        <w:rPr>
+          <w:rFonts w:ascii="Calibri" w:hAnsi="Calibri" w:cs="Arial"/>
+          <w:rtl/>
+          <w:sz w:val="24"/>
+          <w:szCs w:val="24"/>
+        </w:rPr>
+        <w:t xml:space="preserve">• </w:t>
+      </w:r>
+      <w:r>
+        <w:rPr>
+          <w:rFonts w:ascii="Calibri" w:hAnsi="Calibri" w:cs="Arial"/>
+          <w:b/>
+          <w:bCs/>
+          <w:rtl/>
+          <w:sz w:val="24"/>
+          <w:szCs w:val="24"/>
+        </w:rPr>
+        <w:t xml:space="preserve">ضمان الجودة:</w:t>
+      </w:r>
+      <w:r>
+        <w:rPr>
+          <w:rFonts w:ascii="Calibri" w:hAnsi="Calibri" w:cs="Arial"/>
+          <w:rtl/>
+          <w:sz w:val="24"/>
+          <w:szCs w:val="24"/>
+        </w:rPr>
+        <w:t xml:space="preserve"> يقرر قبول الدفعة أو حجزها أو الإفراج عنها عندما تكون النتيجة على الحد أو خارجه، ويبلغ العميل عند الحاجة.</w:t>
+      </w:r>
+    </w:p>
+    <w:p>
+      <w:pPr>
+        <w:pStyle w:val="ListeParagraf"/>
+        <w:bidi/>
+        <w:spacing w:after="80"/>
+        <w:ind w:left="0" w:right="709"/>
+        <w:jc w:val="both"/>
+      </w:pPr>
+    </w:p>
+    <w:p>
+      <w:pPr>
+        <w:pStyle w:val="ListeParagraf"/>
+        <w:bidi/>
+        <w:spacing w:before="120" w:after="60"/>
+        <w:ind w:left="0" w:right="709"/>
+      </w:pPr>
+      <w:r>
+        <w:rPr>
+          <w:rFonts w:ascii="Calibri" w:hAnsi="Calibri" w:cs="Arial"/>
+          <w:b/>
+          <w:bCs/>
+          <w:rtl/>
+          <w:sz w:val="24"/>
+          <w:szCs w:val="24"/>
+        </w:rPr>
+        <w:t xml:space="preserve">التعريفات</w:t>
+      </w:r>
+    </w:p>
+    <w:p>
+      <w:pPr>
+        <w:pStyle w:val="ListeParagraf"/>
+        <w:bidi/>
+        <w:spacing w:after="80"/>
+        <w:ind w:left="0" w:right="709"/>
+        <w:jc w:val="both"/>
+      </w:pPr>
+      <w:r>
+        <w:rPr>
+          <w:rFonts w:ascii="Calibri" w:hAnsi="Calibri" w:cs="Arial"/>
+          <w:rtl/>
+          <w:sz w:val="24"/>
+          <w:szCs w:val="24"/>
+        </w:rPr>
+        <w:t xml:space="preserve">• </w:t>
+      </w:r>
+      <w:r>
+        <w:rPr>
+          <w:rFonts w:ascii="Calibri" w:hAnsi="Calibri" w:cs="Arial"/>
+          <w:b/>
+          <w:bCs/>
+          <w:rtl/>
+          <w:sz w:val="24"/>
+          <w:szCs w:val="24"/>
+        </w:rPr>
+        <w:t xml:space="preserve">D65:</w:t>
+      </w:r>
+      <w:r>
+        <w:rPr>
+          <w:rFonts w:ascii="Calibri" w:hAnsi="Calibri" w:cs="Arial"/>
+          <w:rtl/>
+          <w:sz w:val="24"/>
+          <w:szCs w:val="24"/>
+        </w:rPr>
+        <w:t xml:space="preserve"> مصدر ضوء النهار الصناعي القياسي، ويُستخدم عادة مصدرًا أساسيًا لتقييم اللون.</w:t>
+      </w:r>
+    </w:p>
+    <w:p>
+      <w:pPr>
+        <w:pStyle w:val="ListeParagraf"/>
+        <w:bidi/>
+        <w:spacing w:after="80"/>
+        <w:ind w:left="0" w:right="709"/>
+        <w:jc w:val="both"/>
+      </w:pPr>
+      <w:r>
+        <w:rPr>
+          <w:rFonts w:ascii="Calibri" w:hAnsi="Calibri" w:cs="Arial"/>
+          <w:rtl/>
+          <w:sz w:val="24"/>
+          <w:szCs w:val="24"/>
+        </w:rPr>
+        <w:t xml:space="preserve">• </w:t>
+      </w:r>
+      <w:r>
+        <w:rPr>
+          <w:rFonts w:ascii="Calibri" w:hAnsi="Calibri" w:cs="Arial"/>
+          <w:b/>
+          <w:bCs/>
+          <w:rtl/>
+          <w:sz w:val="24"/>
+          <w:szCs w:val="24"/>
+        </w:rPr>
+        <w:t xml:space="preserve">الميتاميرية:</w:t>
+      </w:r>
+      <w:r>
+        <w:rPr>
+          <w:rFonts w:ascii="Calibri" w:hAnsi="Calibri" w:cs="Arial"/>
+          <w:rtl/>
+          <w:sz w:val="24"/>
+          <w:szCs w:val="24"/>
+        </w:rPr>
+        <w:t xml:space="preserve"> تطابق عينتين تحت مصدر ضوء واحد واختلافهما تحت مصدر آخر.</w:t>
+      </w:r>
+    </w:p>
+    <w:p>
+      <w:pPr>
+        <w:pStyle w:val="ListeParagraf"/>
+        <w:bidi/>
+        <w:spacing w:after="80"/>
+        <w:ind w:left="0" w:right="709"/>
+        <w:jc w:val="both"/>
+      </w:pPr>
+      <w:r>
+        <w:rPr>
+          <w:rFonts w:ascii="Calibri" w:hAnsi="Calibri" w:cs="Arial"/>
+          <w:rtl/>
+          <w:sz w:val="24"/>
+          <w:szCs w:val="24"/>
+        </w:rPr>
+        <w:t xml:space="preserve">• </w:t>
+      </w:r>
+      <w:r>
+        <w:rPr>
+          <w:rFonts w:ascii="Calibri" w:hAnsi="Calibri" w:cs="Arial"/>
+          <w:b/>
+          <w:bCs/>
+          <w:rtl/>
+          <w:sz w:val="24"/>
+          <w:szCs w:val="24"/>
+        </w:rPr>
+        <w:t xml:space="preserve">مقياس الرمادي:</w:t>
+      </w:r>
+      <w:r>
+        <w:rPr>
+          <w:rFonts w:ascii="Calibri" w:hAnsi="Calibri" w:cs="Arial"/>
+          <w:rtl/>
+          <w:sz w:val="24"/>
+          <w:szCs w:val="24"/>
+        </w:rPr>
+        <w:t xml:space="preserve"> مقياس الرمادي وفق ISO 105-A02 المستخدم لتقدير فرق اللون (الدرجة 5 = لا فرق).</w:t>
+      </w:r>
+    </w:p>
+    <w:p>
+      <w:pPr>
+        <w:pStyle w:val="ListeParagraf"/>
+        <w:bidi/>
+        <w:spacing w:after="80"/>
+        <w:ind w:left="0" w:right="709"/>
+        <w:jc w:val="both"/>
+      </w:pPr>
+      <w:r>
+        <w:rPr>
+          <w:rFonts w:ascii="Calibri" w:hAnsi="Calibri" w:cs="Arial"/>
+          <w:rtl/>
+          <w:sz w:val="24"/>
+          <w:szCs w:val="24"/>
+        </w:rPr>
+        <w:t xml:space="preserve">• </w:t>
+      </w:r>
+      <w:r>
+        <w:rPr>
+          <w:rFonts w:ascii="Calibri" w:hAnsi="Calibri" w:cs="Arial"/>
+          <w:b/>
+          <w:bCs/>
+          <w:rtl/>
+          <w:sz w:val="24"/>
+          <w:szCs w:val="24"/>
+        </w:rPr>
+        <w:t xml:space="preserve">ΔE:</w:t>
+      </w:r>
+      <w:r>
+        <w:rPr>
+          <w:rFonts w:ascii="Calibri" w:hAnsi="Calibri" w:cs="Arial"/>
+          <w:rtl/>
+          <w:sz w:val="24"/>
+          <w:szCs w:val="24"/>
+        </w:rPr>
+        <w:t xml:space="preserve"> فرق اللون الكلي بين المعيار والعينة بوحدات CIELAB (ΔE*ab) أو CMC (l:c)، ويُقاس بجهاز المطياف اللوني.</w:t>
+      </w:r>
+    </w:p>
+    <w:p>
+      <w:pPr>
+        <w:pStyle w:val="ListeParagraf"/>
+        <w:bidi/>
+        <w:spacing w:after="80"/>
+        <w:ind w:left="0" w:right="709"/>
+        <w:jc w:val="both"/>
+      </w:pPr>
+      <w:r>
+        <w:rPr>
+          <w:rFonts w:ascii="Calibri" w:hAnsi="Calibri" w:cs="Arial"/>
+          <w:rtl/>
+          <w:sz w:val="24"/>
+          <w:szCs w:val="24"/>
+        </w:rPr>
+        <w:t xml:space="preserve">• </w:t>
+      </w:r>
+      <w:r>
+        <w:rPr>
+          <w:rFonts w:ascii="Calibri" w:hAnsi="Calibri" w:cs="Arial"/>
+          <w:b/>
+          <w:bCs/>
+          <w:rtl/>
+          <w:sz w:val="24"/>
+          <w:szCs w:val="24"/>
+        </w:rPr>
+        <w:t xml:space="preserve">ثبات اللون:</w:t>
+      </w:r>
+      <w:r>
+        <w:rPr>
+          <w:rFonts w:ascii="Calibri" w:hAnsi="Calibri" w:cs="Arial"/>
+          <w:rtl/>
+          <w:sz w:val="24"/>
+          <w:szCs w:val="24"/>
+        </w:rPr>
+        <w:t xml:space="preserve"> مقاومة لون المنسوج للغسيل والاحتكاك والعرق والضوء وعوامل أخرى، ويُقدَّر بدرجات مقياس الرمادي من 1 إلى 5.</w:t>
+      </w:r>
+    </w:p>
+    <w:p>
+      <w:pPr>
+        <w:pStyle w:val="ListeParagraf"/>
+        <w:bidi/>
+        <w:spacing w:after="80"/>
+        <w:ind w:left="0" w:right="709"/>
+        <w:jc w:val="both"/>
+      </w:pPr>
+      <w:r>
+        <w:rPr>
+          <w:rFonts w:ascii="Calibri" w:hAnsi="Calibri" w:cs="Arial"/>
+          <w:rtl/>
+          <w:sz w:val="24"/>
+          <w:szCs w:val="24"/>
+        </w:rPr>
+        <w:t xml:space="preserve">• </w:t>
+      </w:r>
+      <w:r>
+        <w:rPr>
+          <w:rFonts w:ascii="Calibri" w:hAnsi="Calibri" w:cs="Arial"/>
+          <w:b/>
+          <w:bCs/>
+          <w:rtl/>
+          <w:sz w:val="24"/>
+          <w:szCs w:val="24"/>
+        </w:rPr>
+        <w:t xml:space="preserve">بطاقة اللون:</w:t>
+      </w:r>
+      <w:r>
+        <w:rPr>
+          <w:rFonts w:ascii="Calibri" w:hAnsi="Calibri" w:cs="Arial"/>
+          <w:rtl/>
+          <w:sz w:val="24"/>
+          <w:szCs w:val="24"/>
+        </w:rPr>
+        <w:t xml:space="preserve"> البطاقة التي تحمل عينات الدفعات المقبولة المعتمدة.</w:t>
+      </w:r>
+    </w:p>
+    <w:p>
+      <w:pPr>
+        <w:pStyle w:val="ListeParagraf"/>
+        <w:bidi/>
+        <w:spacing w:after="80"/>
+        <w:ind w:left="0" w:right="709"/>
+        <w:jc w:val="both"/>
+      </w:pPr>
+    </w:p>
+    <w:p>
+      <w:pPr>
+        <w:pStyle w:val="ListeParagraf"/>
+        <w:bidi/>
+        <w:spacing w:before="120" w:after="60"/>
+        <w:ind w:left="0" w:right="709"/>
+      </w:pPr>
+      <w:r>
+        <w:rPr>
+          <w:rFonts w:ascii="Calibri" w:hAnsi="Calibri" w:cs="Arial"/>
+          <w:b/>
+          <w:bCs/>
+          <w:rtl/>
+          <w:sz w:val="24"/>
+          <w:szCs w:val="24"/>
+        </w:rPr>
+        <w:t xml:space="preserve">التعليمات</w:t>
+      </w:r>
+    </w:p>
+    <w:p>
+      <w:pPr>
+        <w:pStyle w:val="ListeParagraf"/>
+        <w:bidi/>
+        <w:spacing w:before="120" w:after="60"/>
+        <w:ind w:left="0" w:right="709"/>
+      </w:pPr>
+      <w:r>
+        <w:rPr>
+          <w:rFonts w:ascii="Calibri" w:hAnsi="Calibri" w:cs="Arial"/>
+          <w:b/>
+          <w:bCs/>
+          <w:rtl/>
+          <w:sz w:val="24"/>
+          <w:szCs w:val="24"/>
+        </w:rPr>
+        <w:t xml:space="preserve">1. قبل البدء</w:t>
+      </w:r>
+    </w:p>
+    <w:p>
+      <w:pPr>
+        <w:pStyle w:val="ListeParagraf"/>
+        <w:bidi/>
+        <w:spacing w:after="80"/>
+        <w:ind w:left="0" w:right="709"/>
+        <w:jc w:val="both"/>
+      </w:pPr>
+      <w:r>
+        <w:rPr>
+          <w:rFonts w:ascii="Calibri" w:hAnsi="Calibri" w:cs="Arial"/>
+          <w:rtl/>
+          <w:sz w:val="24"/>
+          <w:szCs w:val="24"/>
+        </w:rPr>
+        <w:t xml:space="preserve">1.1. تأكد من أن مصابيح صندوق الإضاءة التي يطلبها العميل (مثل D65 و TL84 و A و UV) تعمل وأنها ضمن ساعات الخدمة المسجلة في سجل المصابيح.</w:t>
+      </w:r>
+    </w:p>
+    <w:p>
+      <w:pPr>
+        <w:pStyle w:val="ListeParagraf"/>
+        <w:bidi/>
+        <w:spacing w:after="80"/>
+        <w:ind w:left="0" w:right="709"/>
+        <w:jc w:val="both"/>
+      </w:pPr>
+      <w:r>
+        <w:rPr>
+          <w:rFonts w:ascii="Calibri" w:hAnsi="Calibri" w:cs="Arial"/>
+          <w:rtl/>
+          <w:sz w:val="24"/>
+          <w:szCs w:val="24"/>
+        </w:rPr>
+        <w:t xml:space="preserve">1.2. استخدم معيارًا معتمدًا فقط (معيار العميل أو عينة الصباغة المخبرية المعتمدة) يكون نظيفًا وغير تالف وضمن تاريخ صلاحيته.</w:t>
+      </w:r>
+    </w:p>
+    <w:p>
+      <w:pPr>
+        <w:pStyle w:val="ListeParagraf"/>
+        <w:bidi/>
+        <w:spacing w:after="80"/>
+        <w:ind w:left="0" w:right="709"/>
+        <w:jc w:val="both"/>
+      </w:pPr>
+      <w:r>
+        <w:rPr>
+          <w:rFonts w:ascii="Calibri" w:hAnsi="Calibri" w:cs="Arial"/>
+          <w:rtl/>
+          <w:sz w:val="24"/>
+          <w:szCs w:val="24"/>
+        </w:rPr>
+        <w:t xml:space="preserve">1.3. يجب أن تكون العينة جافة وباردة ومسطحة؛ ولا تُقيَّم العينات الرطبة أو الساخنة.</w:t>
+      </w:r>
+    </w:p>
+    <w:p>
+      <w:pPr>
+        <w:pStyle w:val="ListeParagraf"/>
+        <w:bidi/>
+        <w:spacing w:after="80"/>
+        <w:ind w:left="0" w:right="709"/>
+        <w:jc w:val="both"/>
+      </w:pPr>
+      <w:r>
+        <w:rPr>
+          <w:rFonts w:ascii="Calibri" w:hAnsi="Calibri" w:cs="Arial"/>
+          <w:rtl/>
+          <w:sz w:val="24"/>
+          <w:szCs w:val="24"/>
+        </w:rPr>
+        <w:t xml:space="preserve">1.4. لا يجوز تقييم اللون إلا للمقيّمين الذين اجتازوا اختبار الرؤية اللونية؛ ولا تُرتدى النظارات الملونة أثناء التقييم.</w:t>
+      </w:r>
+    </w:p>
+    <w:p>
+      <w:pPr>
+        <w:pStyle w:val="ListeParagraf"/>
+        <w:bidi/>
+        <w:spacing w:after="80"/>
+        <w:ind w:left="0" w:right="709"/>
+        <w:jc w:val="both"/>
+      </w:pPr>
+    </w:p>
+    <w:p>
+      <w:pPr>
+        <w:pStyle w:val="ListeParagraf"/>
+        <w:bidi/>
+        <w:spacing w:before="120" w:after="60"/>
+        <w:ind w:left="0" w:right="709"/>
+      </w:pPr>
+      <w:r>
+        <w:rPr>
+          <w:rFonts w:ascii="Calibri" w:hAnsi="Calibri" w:cs="Arial"/>
+          <w:b/>
+          <w:bCs/>
+          <w:rtl/>
+          <w:sz w:val="24"/>
+          <w:szCs w:val="24"/>
+        </w:rPr>
+        <w:t xml:space="preserve">2. الخطوات</w:t>
+      </w:r>
+    </w:p>
+    <w:p>
+      <w:pPr>
+        <w:pStyle w:val="ListeParagraf"/>
+        <w:bidi/>
+        <w:spacing w:after="80"/>
+        <w:ind w:left="0" w:right="709"/>
+        <w:jc w:val="both"/>
+      </w:pPr>
+      <w:r>
+        <w:rPr>
+          <w:rFonts w:ascii="Calibri" w:hAnsi="Calibri" w:cs="Arial"/>
+          <w:rtl/>
+          <w:sz w:val="24"/>
+          <w:szCs w:val="24"/>
+        </w:rPr>
+        <w:t xml:space="preserve">2.1. ضع المعيار والعينة جنبًا إلى جنب وفي الاتجاه نفسه على القاعدة الرمادية المحايدة لصندوق الإضاءة، وانظر إليهما بزاوية 45° تقريبًا.</w:t>
+      </w:r>
+    </w:p>
+    <w:p>
+      <w:pPr>
+        <w:pStyle w:val="ListeParagraf"/>
+        <w:bidi/>
+        <w:spacing w:after="80"/>
+        <w:ind w:left="0" w:right="709"/>
+        <w:jc w:val="both"/>
+      </w:pPr>
+      <w:r>
+        <w:rPr>
+          <w:rFonts w:ascii="Calibri" w:hAnsi="Calibri" w:cs="Arial"/>
+          <w:rtl/>
+          <w:sz w:val="24"/>
+          <w:szCs w:val="24"/>
+        </w:rPr>
+        <w:t xml:space="preserve">2.2. قيّم أولًا تحت مصدر الضوء الأساسي الذي يطلبه العميل، ثم تحت مصادر الضوء الثانوية للتحقق من الميتاميرية.</w:t>
+      </w:r>
+    </w:p>
+    <w:p>
+      <w:pPr>
+        <w:pStyle w:val="ListeParagraf"/>
+        <w:bidi/>
+        <w:spacing w:after="80"/>
+        <w:ind w:left="0" w:right="709"/>
+        <w:jc w:val="both"/>
+      </w:pPr>
+      <w:r>
+        <w:rPr>
+          <w:rFonts w:ascii="Calibri" w:hAnsi="Calibri" w:cs="Arial"/>
+          <w:rtl/>
+          <w:sz w:val="24"/>
+          <w:szCs w:val="24"/>
+        </w:rPr>
+        <w:t xml:space="preserve">2.3. قدّر فرق اللون بمقياس الرمادي وصف اتجاه الفرق (أكثر احمرارًا أو زرقة أو فتحًا أو غمقًا أو خفوتًا أو سطوعًا).</w:t>
+      </w:r>
+    </w:p>
+    <w:p>
+      <w:pPr>
+        <w:pStyle w:val="ListeParagraf"/>
+        <w:bidi/>
+        <w:spacing w:after="80"/>
+        <w:ind w:left="0" w:right="709"/>
+        <w:jc w:val="both"/>
+      </w:pPr>
+      <w:r>
+        <w:rPr>
+          <w:rFonts w:ascii="Calibri" w:hAnsi="Calibri" w:cs="Arial"/>
+          <w:rtl/>
+          <w:sz w:val="24"/>
+          <w:szCs w:val="24"/>
+        </w:rPr>
+        <w:t xml:space="preserve">2.4. اقبل الدفعة إذا كانت النتيجة ضمن تفاوت العميل (درجة بصرية أو ΔE بالقياس الآلي حسب متطلب العميل)؛ وإلا فارفضها وأبلغ قسم الصباغة.</w:t>
+      </w:r>
+    </w:p>
+    <w:p>
+      <w:pPr>
+        <w:pStyle w:val="ListeParagraf"/>
+        <w:bidi/>
+        <w:spacing w:after="80"/>
+        <w:ind w:left="0" w:right="709"/>
+        <w:jc w:val="both"/>
+      </w:pPr>
+      <w:r>
+        <w:rPr>
+          <w:rFonts w:ascii="Calibri" w:hAnsi="Calibri" w:cs="Arial"/>
+          <w:rtl/>
+          <w:sz w:val="24"/>
+          <w:szCs w:val="24"/>
+        </w:rPr>
+        <w:t xml:space="preserve">2.5. لكل دفعة مقبولة، قص قطعة عينة، والصقها في بطاقة اللون، وسجل النتيجة.</w:t>
+      </w:r>
+    </w:p>
+    <w:p>
+      <w:pPr>
+        <w:pStyle w:val="ListeParagraf"/>
+        <w:bidi/>
+        <w:spacing w:after="80"/>
+        <w:ind w:left="0" w:right="709"/>
+        <w:jc w:val="both"/>
+      </w:pPr>
+    </w:p>
+    <w:p>
+      <w:pPr>
+        <w:pStyle w:val="ListeParagraf"/>
+        <w:bidi/>
+        <w:spacing w:before="120" w:after="60"/>
+        <w:ind w:left="0" w:right="709"/>
+      </w:pPr>
+      <w:r>
+        <w:rPr>
+          <w:rFonts w:ascii="Calibri" w:hAnsi="Calibri" w:cs="Arial"/>
+          <w:b/>
+          <w:bCs/>
+          <w:rtl/>
+          <w:sz w:val="24"/>
+          <w:szCs w:val="24"/>
+        </w:rPr>
+        <w:t xml:space="preserve">3. القواعد / المحظورات</w:t>
+      </w:r>
+    </w:p>
+    <w:p>
+      <w:pPr>
+        <w:pStyle w:val="ListeParagraf"/>
+        <w:numPr>
+          <w:ilvl w:val="0"/>
+          <w:numId w:val="1"/>
+        </w:numPr>
+        <w:bidi/>
+        <w:spacing w:after="60"/>
+        <w:jc w:val="both"/>
+      </w:pPr>
+      <w:r>
+        <w:rPr>
+          <w:rFonts w:ascii="Calibri" w:hAnsi="Calibri" w:cs="Arial"/>
+          <w:rtl/>
+          <w:sz w:val="24"/>
+          <w:szCs w:val="24"/>
+        </w:rPr>
+        <w:t xml:space="preserve">لا تقيّم اللون تحت الإضاءة العادية للمصنع أو تحت ضوء النهار من النوافذ.</w:t>
+      </w:r>
+    </w:p>
+    <w:p>
+      <w:pPr>
+        <w:pStyle w:val="ListeParagraf"/>
+        <w:numPr>
+          <w:ilvl w:val="0"/>
+          <w:numId w:val="1"/>
+        </w:numPr>
+        <w:bidi/>
+        <w:spacing w:after="60"/>
+        <w:jc w:val="both"/>
+      </w:pPr>
+      <w:r>
+        <w:rPr>
+          <w:rFonts w:ascii="Calibri" w:hAnsi="Calibri" w:cs="Arial"/>
+          <w:rtl/>
+          <w:sz w:val="24"/>
+          <w:szCs w:val="24"/>
+        </w:rPr>
+        <w:t xml:space="preserve">لا تسمح بدخول ضوء آخر إلى الصندوق أثناء التقييم؛ وحافظ على نظافة صندوق الإضاءة وأطفئه عند عدم الاستخدام.</w:t>
+      </w:r>
+    </w:p>
+    <w:p>
+      <w:pPr>
+        <w:pStyle w:val="ListeParagraf"/>
+        <w:numPr>
+          <w:ilvl w:val="0"/>
+          <w:numId w:val="1"/>
+        </w:numPr>
+        <w:bidi/>
+        <w:spacing w:after="60"/>
+        <w:jc w:val="both"/>
+      </w:pPr>
+      <w:r>
+        <w:rPr>
+          <w:rFonts w:ascii="Calibri" w:hAnsi="Calibri" w:cs="Arial"/>
+          <w:rtl/>
+          <w:sz w:val="24"/>
+          <w:szCs w:val="24"/>
+        </w:rPr>
+        <w:t xml:space="preserve">لا تستخدم معيارًا باهتًا أو متسخًا أو منتهي الصلاحية؛ واطلب معيارًا جديدًا من المختبر.</w:t>
+      </w:r>
+    </w:p>
+    <w:p>
+      <w:pPr>
+        <w:pStyle w:val="ListeParagraf"/>
+        <w:bidi/>
+        <w:spacing w:after="80"/>
+        <w:ind w:left="0" w:right="709"/>
+        <w:jc w:val="both"/>
+      </w:pPr>
+    </w:p>
+    <w:p>
+      <w:pPr>
+        <w:pStyle w:val="ListeParagraf"/>
+        <w:bidi/>
+        <w:spacing w:before="120" w:after="60"/>
+        <w:ind w:left="0" w:right="709"/>
+      </w:pPr>
+      <w:r>
+        <w:rPr>
+          <w:rFonts w:ascii="Calibri" w:hAnsi="Calibri" w:cs="Arial"/>
+          <w:b/>
+          <w:bCs/>
+          <w:rtl/>
+          <w:sz w:val="24"/>
+          <w:szCs w:val="24"/>
+        </w:rPr>
+        <w:t xml:space="preserve">4. في حالة وجود مشكلة</w:t>
+      </w:r>
+    </w:p>
+    <w:p>
+      <w:pPr>
+        <w:pStyle w:val="ListeParagraf"/>
+        <w:bidi/>
+        <w:spacing w:after="80"/>
+        <w:ind w:left="0" w:right="709"/>
+        <w:jc w:val="both"/>
+      </w:pPr>
+      <w:r>
+        <w:rPr>
+          <w:rFonts w:ascii="Calibri" w:hAnsi="Calibri" w:cs="Arial"/>
+          <w:rtl/>
+          <w:sz w:val="24"/>
+          <w:szCs w:val="24"/>
+        </w:rPr>
+        <w:t xml:space="preserve">4.1. إذا اختلف المقيّمون أو كانت النتيجة على الحد، تُقاس العينة بجهاز المطياف اللوني ويصدر القرار النهائي من مدير المختبر، أو من العميل عند الحاجة.</w:t>
+      </w:r>
+    </w:p>
+    <w:p>
+      <w:pPr>
+        <w:pStyle w:val="ListeParagraf"/>
+        <w:bidi/>
+        <w:spacing w:after="80"/>
+        <w:ind w:left="0" w:right="709"/>
+        <w:jc w:val="both"/>
+      </w:pPr>
+      <w:r>
+        <w:rPr>
+          <w:rFonts w:ascii="Calibri" w:hAnsi="Calibri" w:cs="Arial"/>
+          <w:rtl/>
+          <w:sz w:val="24"/>
+          <w:szCs w:val="24"/>
+        </w:rPr>
+        <w:t xml:space="preserve">4.2. إذا تعطل مصباح أو تجاوز ساعات خدمته، توقف عن استخدام صندوق الإضاءة وأبلغ مدير المختبر؛ وتُستبدل المصابيح من النوع نفسه معًا.</w:t>
+      </w:r>
+    </w:p>
+    <w:p>
+      <w:pPr>
+        <w:pStyle w:val="ListeParagraf"/>
+        <w:bidi/>
+        <w:spacing w:after="80"/>
+        <w:ind w:left="0" w:right="709"/>
+        <w:jc w:val="both"/>
+      </w:pPr>
+    </w:p>
+    <w:p>
+      <w:pPr>
+        <w:pStyle w:val="ListeParagraf"/>
+        <w:bidi/>
+        <w:spacing w:before="120" w:after="60"/>
+        <w:ind w:left="0" w:right="709"/>
+      </w:pPr>
+      <w:r>
+        <w:rPr>
+          <w:rFonts w:ascii="Calibri" w:hAnsi="Calibri" w:cs="Arial"/>
+          <w:b/>
+          <w:bCs/>
+          <w:rtl/>
+          <w:sz w:val="24"/>
+          <w:szCs w:val="24"/>
+        </w:rPr>
+        <w:t xml:space="preserve">5. قياس ΔE بالمطياف اللوني (TLM-LAB-05)</w:t>
+      </w:r>
+    </w:p>
+    <w:p>
+      <w:pPr>
+        <w:pStyle w:val="ListeParagraf"/>
+        <w:bidi/>
+        <w:spacing w:after="80"/>
+        <w:ind w:left="0" w:right="709"/>
+        <w:jc w:val="both"/>
+      </w:pPr>
+      <w:r>
+        <w:rPr>
+          <w:rFonts w:ascii="Calibri" w:hAnsi="Calibri" w:cs="Arial"/>
+          <w:rtl/>
+          <w:sz w:val="24"/>
+          <w:szCs w:val="24"/>
+        </w:rPr>
+        <w:t xml:space="preserve">5.1. شغّل جهاز المطياف اللوني، واترك مدة التسخين التي تحددها الشركة المصنعة، ونفّذ معايرة الأبيض والأسود قبل كل جلسة قياس؛ وسجل المعايرة.</w:t>
+      </w:r>
+    </w:p>
+    <w:p>
+      <w:pPr>
+        <w:pStyle w:val="ListeParagraf"/>
+        <w:bidi/>
+        <w:spacing w:after="80"/>
+        <w:ind w:left="0" w:right="709"/>
+        <w:jc w:val="both"/>
+      </w:pPr>
+      <w:r>
+        <w:rPr>
+          <w:rFonts w:ascii="Calibri" w:hAnsi="Calibri" w:cs="Arial"/>
+          <w:rtl/>
+          <w:sz w:val="24"/>
+          <w:szCs w:val="24"/>
+        </w:rPr>
+        <w:t xml:space="preserve">5.2. قس المعيار والعينة في الظروف نفسها: مصدر الضوء والمراقب اللذان يطلبهما العميل (مثل D65/10°)، والفتحة نفسها، مع الأشعة فوق البنفسجية أو بدونها حسب المواصفات، وعدد الطيات نفسه ليكون القماش معتمًا.</w:t>
+      </w:r>
+    </w:p>
+    <w:p>
+      <w:pPr>
+        <w:pStyle w:val="ListeParagraf"/>
+        <w:bidi/>
+        <w:spacing w:after="80"/>
+        <w:ind w:left="0" w:right="709"/>
+        <w:jc w:val="both"/>
+      </w:pPr>
+      <w:r>
+        <w:rPr>
+          <w:rFonts w:ascii="Calibri" w:hAnsi="Calibri" w:cs="Arial"/>
+          <w:rtl/>
+          <w:sz w:val="24"/>
+          <w:szCs w:val="24"/>
+        </w:rPr>
+        <w:t xml:space="preserve">5.3. خذ ثلاث قراءات على الأقل في مواضع مختلفة من العينة مع تدويرها بين القراءات، واستخدم المتوسط؛ وإذا اختلفت القراءات كثيرًا، افحص العينة بحثًا عن عدم التجانس.</w:t>
+      </w:r>
+    </w:p>
+    <w:p>
+      <w:pPr>
+        <w:pStyle w:val="ListeParagraf"/>
+        <w:bidi/>
+        <w:spacing w:after="80"/>
+        <w:ind w:left="0" w:right="709"/>
+        <w:jc w:val="both"/>
+      </w:pPr>
+      <w:r>
+        <w:rPr>
+          <w:rFonts w:ascii="Calibri" w:hAnsi="Calibri" w:cs="Arial"/>
+          <w:rtl/>
+          <w:sz w:val="24"/>
+          <w:szCs w:val="24"/>
+        </w:rPr>
+        <w:t xml:space="preserve">5.4. احسب ΔE (CIELAB أو CMC 2:1 حسب متطلب العميل) مع ΔL* و Δa* و Δb* واتجاه الفرق، وسجل مصدر الضوء وظروف القياس مع النتيجة.</w:t>
+      </w:r>
+    </w:p>
+    <w:p>
+      <w:pPr>
+        <w:pStyle w:val="ListeParagraf"/>
+        <w:bidi/>
+        <w:spacing w:after="80"/>
+        <w:ind w:left="0" w:right="709"/>
+        <w:jc w:val="both"/>
+      </w:pPr>
+      <w:r>
+        <w:rPr>
+          <w:rFonts w:ascii="Calibri" w:hAnsi="Calibri" w:cs="Arial"/>
+          <w:rtl/>
+          <w:sz w:val="24"/>
+          <w:szCs w:val="24"/>
+        </w:rPr>
+        <w:t xml:space="preserve">5.5. قارن النتيجة بحد ΔE الوارد في مواصفات العميل؛ وعندما لا يحدد العميل حدًا، يُطبق حد الشركة (مثل ΔE وفق CMC 2:1 لا يزيد على 1.0 وفقًا للسياسة)، ويُفحص أيضًا الفرق بين الدفعات وداخل الدفعة (حافة - وسط - حافة).</w:t>
+      </w:r>
+    </w:p>
+    <w:p>
+      <w:pPr>
+        <w:pStyle w:val="ListeParagraf"/>
+        <w:bidi/>
+        <w:spacing w:after="80"/>
+        <w:ind w:left="0" w:right="709"/>
+        <w:jc w:val="both"/>
+      </w:pPr>
+      <w:r>
+        <w:rPr>
+          <w:rFonts w:ascii="Calibri" w:hAnsi="Calibri" w:cs="Arial"/>
+          <w:rtl/>
+          <w:sz w:val="24"/>
+          <w:szCs w:val="24"/>
+        </w:rPr>
+        <w:t xml:space="preserve">5.6. تُحفظ النتائج في سجل القياس اللوني؛ ويُحافظ على الجهاز نظيفًا ومعايرًا ولا يستخدمه إلا الأفراد المدربون.</w:t>
+      </w:r>
+    </w:p>
+    <w:p>
+      <w:pPr>
+        <w:pStyle w:val="ListeParagraf"/>
+        <w:bidi/>
+        <w:spacing w:after="80"/>
+        <w:ind w:left="0" w:right="709"/>
+        <w:jc w:val="both"/>
+      </w:pPr>
+    </w:p>
+    <w:p>
+      <w:pPr>
+        <w:pStyle w:val="ListeParagraf"/>
+        <w:bidi/>
+        <w:spacing w:before="120" w:after="60"/>
+        <w:ind w:left="0" w:right="709"/>
+      </w:pPr>
+      <w:r>
+        <w:rPr>
+          <w:rFonts w:ascii="Calibri" w:hAnsi="Calibri" w:cs="Arial"/>
+          <w:b/>
+          <w:bCs/>
+          <w:rtl/>
+          <w:sz w:val="24"/>
+          <w:szCs w:val="24"/>
+        </w:rPr>
+        <w:t xml:space="preserve">6. قبول ثبات الألوان (TLM-BOY-08)</w:t>
+      </w:r>
+    </w:p>
+    <w:p>
+      <w:pPr>
+        <w:pStyle w:val="ListeParagraf"/>
+        <w:bidi/>
+        <w:spacing w:after="80"/>
+        <w:ind w:left="0" w:right="709"/>
+        <w:jc w:val="both"/>
+      </w:pPr>
+      <w:r>
+        <w:rPr>
+          <w:rFonts w:ascii="Calibri" w:hAnsi="Calibri" w:cs="Arial"/>
+          <w:rtl/>
+          <w:sz w:val="24"/>
+          <w:szCs w:val="24"/>
+        </w:rPr>
+        <w:t xml:space="preserve">6.1. تُجرى اختبارات الثبات (الغسيل، والاحتكاك الجاف والرطب، والعرق، والضوء، والماء واللعاب عند الطلب) في المختبر وفق طرائق سلسلة ISO 105 أو الطريقة التي يحددها العميل (مثل AATCC)، وتُقدَّر بمقياس الرمادي لتغير اللون والتبقع (ISO 105-A02 / A03).</w:t>
+      </w:r>
+    </w:p>
+    <w:p>
+      <w:pPr>
+        <w:pStyle w:val="ListeParagraf"/>
+        <w:bidi/>
+        <w:spacing w:after="80"/>
+        <w:ind w:left="0" w:right="709"/>
+        <w:jc w:val="both"/>
+      </w:pPr>
+      <w:r>
+        <w:rPr>
+          <w:rFonts w:ascii="Calibri" w:hAnsi="Calibri" w:cs="Arial"/>
+          <w:rtl/>
+          <w:sz w:val="24"/>
+          <w:szCs w:val="24"/>
+        </w:rPr>
+        <w:t xml:space="preserve">6.2. درجات القبول هي الواردة في مواصفات العميل؛ وعندما لا توجد، تُطبق الدرجات الدنيا للشركة الواردة في سياسة الجودة، مثل الدرجة 4 للغسيل والاحتكاك الجاف، والدرجة 3 إلى 4 للاحتكاك الرطب والعرق، والدرجة 4 للضوء في ملابس الأطفال والألوان الفاتحة. وهذه القيم أمثلة وتُحدد في مواصفات العميل وسياسة الشركة.</w:t>
+      </w:r>
+    </w:p>
+    <w:p>
+      <w:pPr>
+        <w:pStyle w:val="ListeParagraf"/>
+        <w:bidi/>
+        <w:spacing w:after="80"/>
+        <w:ind w:left="0" w:right="709"/>
+        <w:jc w:val="both"/>
+      </w:pPr>
+      <w:r>
+        <w:rPr>
+          <w:rFonts w:ascii="Calibri" w:hAnsi="Calibri" w:cs="Arial"/>
+          <w:rtl/>
+          <w:sz w:val="24"/>
+          <w:szCs w:val="24"/>
+        </w:rPr>
+        <w:t xml:space="preserve">6.3. يُعاد الاختبار مرة واحدة على عينة جديدة إذا كانت النتيجة مشكوكًا فيها؛ وتُسجل نتيجة الإعادة مع النتيجة الأولى.</w:t>
+      </w:r>
+    </w:p>
+    <w:p>
+      <w:pPr>
+        <w:pStyle w:val="ListeParagraf"/>
+        <w:bidi/>
+        <w:spacing w:after="80"/>
+        <w:ind w:left="0" w:right="709"/>
+        <w:jc w:val="both"/>
+      </w:pPr>
+      <w:r>
+        <w:rPr>
+          <w:rFonts w:ascii="Calibri" w:hAnsi="Calibri" w:cs="Arial"/>
+          <w:rtl/>
+          <w:sz w:val="24"/>
+          <w:szCs w:val="24"/>
+        </w:rPr>
+        <w:t xml:space="preserve">6.4. إذا كان ΔE أو أي درجة ثبات دون الحد، تُحجز الدفعة وتوسم بعبارة «محجوز» وتُعزل؛ وتُبلَّغ النتيجة إلى مدير قسم الصباغة وضمان الجودة.</w:t>
+      </w:r>
+    </w:p>
+    <w:p>
+      <w:pPr>
+        <w:pStyle w:val="ListeParagraf"/>
+        <w:bidi/>
+        <w:spacing w:after="80"/>
+        <w:ind w:left="0" w:right="709"/>
+        <w:jc w:val="both"/>
+      </w:pPr>
+    </w:p>
+    <w:p>
+      <w:pPr>
+        <w:pStyle w:val="ListeParagraf"/>
+        <w:bidi/>
+        <w:spacing w:before="120" w:after="60"/>
+        <w:ind w:left="0" w:right="709"/>
+      </w:pPr>
+      <w:r>
+        <w:rPr>
+          <w:rFonts w:ascii="Calibri" w:hAnsi="Calibri" w:cs="Arial"/>
+          <w:b/>
+          <w:bCs/>
+          <w:rtl/>
+          <w:sz w:val="24"/>
+          <w:szCs w:val="24"/>
+        </w:rPr>
+        <w:t xml:space="preserve">7. عدم المطابقة والإجراء التصحيحي</w:t>
+      </w:r>
+    </w:p>
+    <w:p>
+      <w:pPr>
+        <w:pStyle w:val="ListeParagraf"/>
+        <w:bidi/>
+        <w:spacing w:after="80"/>
+        <w:ind w:left="0" w:right="709"/>
+        <w:jc w:val="both"/>
+      </w:pPr>
+      <w:r>
+        <w:rPr>
+          <w:rFonts w:ascii="Calibri" w:hAnsi="Calibri" w:cs="Arial"/>
+          <w:rtl/>
+          <w:sz w:val="24"/>
+          <w:szCs w:val="24"/>
+        </w:rPr>
+        <w:t xml:space="preserve">7.1. لا تُصحَّح الدفعات المرفوضة أو يُعاد صباغتها أو معالجتها إلا بقرار مدير قسم الصباغة وضمان الجودة وفقًا لـ EMS.BY.PRO.06.03، وتُختبر من جديد قبل الإفراج عنها.</w:t>
+      </w:r>
+    </w:p>
+    <w:p>
+      <w:pPr>
+        <w:pStyle w:val="ListeParagraf"/>
+        <w:bidi/>
+        <w:spacing w:after="80"/>
+        <w:ind w:left="0" w:right="709"/>
+        <w:jc w:val="both"/>
+      </w:pPr>
+      <w:r>
+        <w:rPr>
+          <w:rFonts w:ascii="Calibri" w:hAnsi="Calibri" w:cs="Arial"/>
+          <w:rtl/>
+          <w:sz w:val="24"/>
+          <w:szCs w:val="24"/>
+        </w:rPr>
+        <w:t xml:space="preserve">7.2. تُسجَّل المشكلة المتكررة أو شكوى العميل بشأن اللون عبر عملية المنتج غير المطابق (EMS.KS.PRO.22.02) ويُفتح إجراء تصحيحي ووقائي (DOP/CAPA) وفقًا لـ EMS.KS.PRO.22.03.</w:t>
+      </w:r>
+    </w:p>
+    <w:p>
+      <w:pPr>
+        <w:pStyle w:val="ListeParagraf"/>
+        <w:bidi/>
+        <w:spacing w:after="80"/>
+        <w:ind w:left="0" w:right="709"/>
+        <w:jc w:val="both"/>
+      </w:pPr>
+      <w:r>
+        <w:rPr>
+          <w:rFonts w:ascii="Calibri" w:hAnsi="Calibri" w:cs="Arial"/>
+          <w:rtl/>
+          <w:sz w:val="24"/>
+          <w:szCs w:val="24"/>
+        </w:rPr>
+        <w:t xml:space="preserve">7.3. تُفحص ساعات مصابيح صندوق الإضاءة ومعايرة الجهاز وصلاحية المعايير على فترات مخططة؛ ويُسجل أي انحراف ويُصحح قبل التقييم التالي.</w:t>
+      </w:r>
+    </w:p>
+    <w:p>
+      <w:pPr>
+        <w:pStyle w:val="ListeParagraf"/>
+        <w:bidi/>
+        <w:spacing w:after="80"/>
+        <w:ind w:left="0" w:right="709"/>
+        <w:jc w:val="both"/>
+      </w:pPr>
+    </w:p>
+    <w:p>
+      <w:pPr>
+        <w:pStyle w:val="ListeParagraf"/>
+        <w:bidi/>
+        <w:spacing w:before="120" w:after="60"/>
+        <w:ind w:left="0" w:right="709"/>
+      </w:pPr>
+      <w:r>
+        <w:rPr>
+          <w:rFonts w:ascii="Calibri" w:hAnsi="Calibri" w:cs="Arial"/>
+          <w:b/>
+          <w:bCs/>
+          <w:rtl/>
+          <w:sz w:val="24"/>
+          <w:szCs w:val="24"/>
+        </w:rPr>
+        <w:t xml:space="preserve">8. الوثائق والسجلات ذات الصلة</w:t>
+      </w:r>
+    </w:p>
+    <w:p>
+      <w:pPr>
+        <w:pStyle w:val="ListeParagraf"/>
+        <w:numPr>
+          <w:ilvl w:val="0"/>
+          <w:numId w:val="1"/>
+        </w:numPr>
+        <w:bidi/>
+        <w:spacing w:after="60"/>
+        <w:jc w:val="both"/>
+      </w:pPr>
+      <w:r>
+        <w:rPr>
+          <w:rFonts w:ascii="Calibri" w:hAnsi="Calibri" w:cs="Arial"/>
+          <w:rtl/>
+          <w:sz w:val="24"/>
+          <w:szCs w:val="24"/>
+        </w:rPr>
+        <w:t xml:space="preserve">TLM-BOY-08 تعليمات حدود قبول ΔE والثبات، و TLM-LAB-05 تعليمات قياس ΔE بالمطياف اللوني، و PRS-BOY-05 إجراء مراقبة جودة قسم الصباغة (نظام الجودة)</w:t>
+      </w:r>
+    </w:p>
+    <w:p>
+      <w:pPr>
+        <w:pStyle w:val="ListeParagraf"/>
+        <w:numPr>
+          <w:ilvl w:val="0"/>
+          <w:numId w:val="1"/>
+        </w:numPr>
+        <w:bidi/>
+        <w:spacing w:after="60"/>
+        <w:jc w:val="both"/>
+      </w:pPr>
+      <w:r>
+        <w:rPr>
+          <w:rFonts w:ascii="Calibri" w:hAnsi="Calibri" w:cs="Arial"/>
+          <w:rtl/>
+          <w:sz w:val="24"/>
+          <w:szCs w:val="24"/>
+        </w:rPr>
+        <w:t xml:space="preserve">EMS.BY.PRO.06.01. إجراء تحضير الوصفات واعتماد عينات الصباغة المخبرية</w:t>
+      </w:r>
+    </w:p>
+    <w:p>
+      <w:pPr>
+        <w:pStyle w:val="ListeParagraf"/>
+        <w:numPr>
+          <w:ilvl w:val="0"/>
+          <w:numId w:val="1"/>
+        </w:numPr>
+        <w:bidi/>
+        <w:spacing w:after="60"/>
+        <w:jc w:val="both"/>
+      </w:pPr>
+      <w:r>
+        <w:rPr>
+          <w:rFonts w:ascii="Calibri" w:hAnsi="Calibri" w:cs="Arial"/>
+          <w:rtl/>
+          <w:sz w:val="24"/>
+          <w:szCs w:val="24"/>
+        </w:rPr>
+        <w:t xml:space="preserve">EMS.BY.PRO.06.03. إجراء التحكم في إعادة المعالجة وإعادة العمل</w:t>
+      </w:r>
+    </w:p>
+    <w:p>
+      <w:pPr>
+        <w:pStyle w:val="ListeParagraf"/>
+        <w:numPr>
+          <w:ilvl w:val="0"/>
+          <w:numId w:val="1"/>
+        </w:numPr>
+        <w:bidi/>
+        <w:spacing w:after="60"/>
+        <w:jc w:val="both"/>
+      </w:pPr>
+      <w:r>
+        <w:rPr>
+          <w:rFonts w:ascii="Calibri" w:hAnsi="Calibri" w:cs="Arial"/>
+          <w:rtl/>
+          <w:sz w:val="24"/>
+          <w:szCs w:val="24"/>
+        </w:rPr>
+        <w:t xml:space="preserve">EMS.LB.TL.09.02. تعليمات اختبارات ثبات الألوان</w:t>
+      </w:r>
+    </w:p>
+    <w:p>
+      <w:pPr>
+        <w:pStyle w:val="ListeParagraf"/>
+        <w:numPr>
+          <w:ilvl w:val="0"/>
+          <w:numId w:val="1"/>
+        </w:numPr>
+        <w:bidi/>
+        <w:spacing w:after="60"/>
+        <w:jc w:val="both"/>
+      </w:pPr>
+      <w:r>
+        <w:rPr>
+          <w:rFonts w:ascii="Calibri" w:hAnsi="Calibri" w:cs="Arial"/>
+          <w:rtl/>
+          <w:sz w:val="24"/>
+          <w:szCs w:val="24"/>
+        </w:rPr>
+        <w:t xml:space="preserve">EMS.LB.PRO.09.02. إجراء معايرة معدات القياس</w:t>
+      </w:r>
+    </w:p>
+    <w:p>
+      <w:pPr>
+        <w:pStyle w:val="ListeParagraf"/>
+        <w:numPr>
+          <w:ilvl w:val="0"/>
+          <w:numId w:val="1"/>
+        </w:numPr>
+        <w:bidi/>
+        <w:spacing w:after="60"/>
+        <w:jc w:val="both"/>
+      </w:pPr>
+      <w:r>
+        <w:rPr>
+          <w:rFonts w:ascii="Calibri" w:hAnsi="Calibri" w:cs="Arial"/>
+          <w:rtl/>
+          <w:sz w:val="24"/>
+          <w:szCs w:val="24"/>
+        </w:rPr>
+        <w:t xml:space="preserve">EMS.KS.PRO.22.02. إجراء التحكم في المنتج غير المطابق</w:t>
+      </w:r>
+    </w:p>
+    <w:p>
+      <w:pPr>
+        <w:pStyle w:val="ListeParagraf"/>
+        <w:numPr>
+          <w:ilvl w:val="0"/>
+          <w:numId w:val="1"/>
+        </w:numPr>
+        <w:bidi/>
+        <w:spacing w:after="60"/>
+        <w:jc w:val="both"/>
+      </w:pPr>
+      <w:r>
+        <w:rPr>
+          <w:rFonts w:ascii="Calibri" w:hAnsi="Calibri" w:cs="Arial"/>
+          <w:rtl/>
+          <w:sz w:val="24"/>
+          <w:szCs w:val="24"/>
+        </w:rPr>
+        <w:t xml:space="preserve">EMS.KS.PRO.22.03. إجراء الإجراءات التصحيحية والوقائية (CAPA) لمشكلات الجودة</w:t>
+      </w:r>
+    </w:p>
+    <w:p>
+      <w:pPr>
+        <w:pStyle w:val="ListeParagraf"/>
+        <w:numPr>
+          <w:ilvl w:val="0"/>
+          <w:numId w:val="1"/>
+        </w:numPr>
+        <w:bidi/>
+        <w:spacing w:after="60"/>
+        <w:jc w:val="both"/>
+      </w:pPr>
+      <w:r>
+        <w:rPr>
+          <w:rFonts w:ascii="Calibri" w:hAnsi="Calibri" w:cs="Arial"/>
+          <w:rtl/>
+          <w:sz w:val="24"/>
+          <w:szCs w:val="24"/>
+        </w:rPr>
+        <w:t xml:space="preserve">سجلات اعتماد اللون وبطاقات اللون وسجل مصابيح صندوق الإضاءة</w:t>
+      </w:r>
+    </w:p>
+    <w:p>
+      <w:pPr>
+        <w:pStyle w:val="ListeParagraf"/>
+        <w:numPr>
+          <w:ilvl w:val="0"/>
+          <w:numId w:val="1"/>
+        </w:numPr>
+        <w:bidi/>
+        <w:spacing w:after="60"/>
+        <w:jc w:val="both"/>
+      </w:pPr>
+      <w:r>
+        <w:rPr>
+          <w:rFonts w:ascii="Calibri" w:hAnsi="Calibri" w:cs="Arial"/>
+          <w:rtl/>
+          <w:sz w:val="24"/>
+          <w:szCs w:val="24"/>
+        </w:rPr>
+        <w:t xml:space="preserve">EMS.QA.FRM.07.16 نموذج العمل اللوني المخبري، و EMS.QA.FRM.07.11 تقرير الاختبار، و EMS.QA.KRT.07.01 بطاقة أرشيف الألوان</w:t>
+      </w:r>
+    </w:p>
+    <w:p>
+      <w:pPr>
+        <w:pStyle w:val="ListeParagraf"/>
+        <w:bidi/>
+        <w:spacing w:after="80"/>
+        <w:ind w:left="0" w:right="709"/>
+        <w:jc w:val="both"/>
+      </w:pPr>
+    </w:p>
+    <w:p>
+      <w:pPr>
+        <w:pStyle w:val="ListeParagraf"/>
+        <w:bidi/>
+        <w:spacing w:before="120" w:after="60"/>
+        <w:ind w:left="0" w:right="709"/>
+      </w:pPr>
+      <w:r>
+        <w:rPr>
+          <w:rFonts w:ascii="Calibri" w:hAnsi="Calibri" w:cs="Arial"/>
+          <w:b/>
+          <w:bCs/>
+          <w:rtl/>
+          <w:sz w:val="24"/>
+          <w:szCs w:val="24"/>
+        </w:rPr>
+        <w:t xml:space="preserve">9. التغذية الراجعة والمتابعة</w:t>
+      </w:r>
+    </w:p>
+    <w:p>
+      <w:pPr>
+        <w:pStyle w:val="ListeParagraf"/>
+        <w:bidi/>
+        <w:spacing w:after="80"/>
+        <w:ind w:left="0" w:right="709"/>
+        <w:jc w:val="both"/>
+      </w:pPr>
+      <w:r>
+        <w:rPr>
+          <w:rFonts w:ascii="Calibri" w:hAnsi="Calibri" w:cs="Arial"/>
+          <w:rtl/>
+          <w:sz w:val="24"/>
+          <w:szCs w:val="24"/>
+        </w:rPr>
+        <w:t xml:space="preserve">يتابع مدير المختبر شهريًا نسب رفض اللون، وحالات فشل ΔE والثبات، وشكاوى العملاء بشأن اللون، وسجلات المصابيح والمعايرة؛ وتُحدد المستهدفات في الأهداف السنوية وتُرفع إلى مراجعة الإدارة. وتُراجع هذه التعليمات سنويًا أو عند تغير متطلبات العملاء بشأن اللون.</w:t>
+      </w:r>
+    </w:p>
     <w:p>
       <w:pPr>
         <w:pStyle w:val="ListeParagraf"/>
@@ -2902,6 +4074,57 @@
     </w:tbl>
     <w:p>
       <w:pPr>
+        <w:pStyle w:val="ListeParagraf"/>
+        <w:spacing w:before="160" w:after="0"/>
+        <w:ind w:left="709"/>
+      </w:pPr>
+      <w:r>
+        <w:rPr>
+          <w:rFonts w:ascii="Calibri" w:hAnsi="Calibri" w:cs="Calibri"/>
+          <w:b/>
+          <w:bCs/>
+          <w:sz w:val="20"/>
+          <w:szCs w:val="20"/>
+        </w:rPr>
+        <w:t xml:space="preserve">Hazırlayan: Boyahane Müdürü  ..........................</w:t>
+      </w:r>
+    </w:p>
+    <w:p>
+      <w:pPr>
+        <w:pStyle w:val="ListeParagraf"/>
+        <w:spacing w:before="40" w:after="0"/>
+        <w:ind w:left="709"/>
+      </w:pPr>
+      <w:r>
+        <w:rPr>
+          <w:rFonts w:ascii="Calibri" w:hAnsi="Calibri" w:cs="Calibri"/>
+          <w:b/>
+          <w:bCs/>
+          <w:sz w:val="20"/>
+          <w:szCs w:val="20"/>
+        </w:rPr>
+        <w:t xml:space="preserve">Kontrol: Boyahane Fabrika Müdürü  ..........................</w:t>
+      </w:r>
+    </w:p>
+    <w:p>
+      <w:pPr>
+        <w:pStyle w:val="ListeParagraf"/>
+        <w:spacing w:before="40" w:after="0"/>
+        <w:ind w:left="709"/>
+      </w:pPr>
+      <w:r>
+        <w:rPr>
+          <w:rFonts w:ascii="Calibri" w:hAnsi="Calibri" w:cs="Calibri"/>
+          <w:b/>
+          <w:bCs/>
+          <w:sz w:val="20"/>
+          <w:szCs w:val="20"/>
+        </w:rPr>
+        <w:t xml:space="preserve">Kalite Müdürü: ..........................    Fabrika Müdürü: ..........................</w:t>
+      </w:r>
+    </w:p>
+    <w:p>
+      <w:pPr>
         <w:spacing w:before="0" w:after="0" w:line="20" w:lineRule="exact"/>
         <w:rPr>
           <w:vanish/>
@@ -3442,7 +4665,7 @@
               <w:sz w:val="16"/>
               <w:szCs w:val="16"/>
             </w:rPr>
-            <w:t>0</w:t>
+            <w:t>1</w:t>
           </w:r>
         </w:p>
         <w:p>
@@ -3461,7 +4684,7 @@
               <w:sz w:val="16"/>
               <w:szCs w:val="16"/>
             </w:rPr>
-            <w:t>… / … / …</w:t>
+            <w:t>14.10.2026</w:t>
           </w:r>
         </w:p>
       </w:tc>

--- a/prosedurler/EMS.BY.TL.06.03. Shade Control with Light Box Instruction.docx
+++ b/prosedurler/EMS.BY.TL.06.03. Shade Control with Light Box Instruction.docx
@@ -32,7 +32,7 @@
           <w:sz w:val="24"/>
           <w:szCs w:val="24"/>
         </w:rPr>
-        <w:t xml:space="preserve">This work instruction describes how the shade of lab dips, dye lots and finished fabric is checked visually in the light box and measured with the spectrophotometer against the approved standard at Eroglu Knitting (EMS), and how the ΔE and colour fastness acceptance limits are applied (QMS instructions TLM-BOY-08 and TLM-LAB-05), so that colour differences and metamerism are detected before the fabric goes to cutting.</w:t>
+        <w:t xml:space="preserve">This work instruction describes how the shade of lab dips, dye lots and finished fabric is checked visually in the light box and measured with the spectrophotometer against the approved standard at Eroglu Knitting (EMS), and how the ΔE and colour fastness acceptance limits are applied (QMS instructions EMS.BY.TL.06.03 and EMS.BY.TL.06.03), so that colour differences and metamerism are detected before the fabric goes to cutting.</w:t>
       </w:r>
     </w:p>
     <w:p>
@@ -838,7 +838,7 @@
           <w:sz w:val="24"/>
           <w:szCs w:val="24"/>
         </w:rPr>
-        <w:t xml:space="preserve">5. SPECTROPHOTOMETER ΔE MEASUREMENT (TLM-LAB-05)</w:t>
+        <w:t xml:space="preserve">5. SPECTROPHOTOMETER ΔE MEASUREMENT (EMS.BY.TL.06.03)</w:t>
       </w:r>
     </w:p>
     <w:p>
@@ -959,7 +959,7 @@
           <w:sz w:val="24"/>
           <w:szCs w:val="24"/>
         </w:rPr>
-        <w:t xml:space="preserve">6. COLOUR FASTNESS ACCEPTANCE (TLM-BOY-08)</w:t>
+        <w:t xml:space="preserve">6. COLOUR FASTNESS ACCEPTANCE (EMS.BY.TL.06.03)</w:t>
       </w:r>
     </w:p>
     <w:p>
@@ -1140,7 +1140,7 @@
           <w:sz w:val="24"/>
           <w:szCs w:val="24"/>
         </w:rPr>
-        <w:t xml:space="preserve">TLM-BOY-08 ΔE and Fastness Acceptance Limits Instruction, TLM-LAB-05 Spectrophotometer ΔE Measurement Instruction and PRS-BOY-05 Dyehouse Quality Control Procedure (QMS)</w:t>
+        <w:t xml:space="preserve">EMS.BY.TL.06.03 ΔE and Fastness Acceptance Limits Instruction, EMS.BY.TL.06.03 Spectrophotometer ΔE Measurement Instruction and EMS.BY.PRO.06.04 Dyehouse Quality Control Procedure (QMS)</w:t>
       </w:r>
     </w:p>
     <w:p>
@@ -1375,7 +1375,7 @@
           <w:sz w:val="24"/>
           <w:szCs w:val="24"/>
         </w:rPr>
-        <w:t xml:space="preserve">تصف تعليمات العمل هذه كيفية فحص لون عينات الصباغة المخبرية (Lab Dip) ودفعات الصباغة والقماش النهائي بصريًا في صندوق الإضاءة وقياسه بجهاز المطياف اللوني مقارنة بالمعيار المعتمد في شركة إيروغلو للتريكو (EMS)، وكيفية تطبيق حدود القبول لـ ΔE وثبات الألوان (تعليمات نظام الجودة TLM-BOY-08 و TLM-LAB-05)، بحيث تُكتشف فروق اللون والميتاميرية قبل ذهاب القماش إلى القص.</w:t>
+        <w:t xml:space="preserve">تصف تعليمات العمل هذه كيفية فحص لون عينات الصباغة المخبرية (Lab Dip) ودفعات الصباغة والقماش النهائي بصريًا في صندوق الإضاءة وقياسه بجهاز المطياف اللوني مقارنة بالمعيار المعتمد في شركة إيروغلو للتريكو (EMS)، وكيفية تطبيق حدود القبول لـ ΔE وثبات الألوان (تعليمات نظام الجودة EMS.BY.TL.06.03 و EMS.BY.TL.06.03)، بحيث تُكتشف فروق اللون والميتاميرية قبل ذهاب القماش إلى القص.</w:t>
       </w:r>
     </w:p>
     <w:p>
@@ -2277,7 +2277,7 @@
           <w:sz w:val="24"/>
           <w:szCs w:val="24"/>
         </w:rPr>
-        <w:t xml:space="preserve">5. قياس ΔE بالمطياف اللوني (TLM-LAB-05)</w:t>
+        <w:t xml:space="preserve">5. قياس ΔE بالمطياف اللوني (EMS.BY.TL.06.03)</w:t>
       </w:r>
     </w:p>
     <w:p>
@@ -2413,7 +2413,7 @@
           <w:sz w:val="24"/>
           <w:szCs w:val="24"/>
         </w:rPr>
-        <w:t xml:space="preserve">6. قبول ثبات الألوان (TLM-BOY-08)</w:t>
+        <w:t xml:space="preserve">6. قبول ثبات الألوان (EMS.BY.TL.06.03)</w:t>
       </w:r>
     </w:p>
     <w:p>
@@ -2616,7 +2616,7 @@
           <w:sz w:val="24"/>
           <w:szCs w:val="24"/>
         </w:rPr>
-        <w:t xml:space="preserve">TLM-BOY-08 تعليمات حدود قبول ΔE والثبات، و TLM-LAB-05 تعليمات قياس ΔE بالمطياف اللوني، و PRS-BOY-05 إجراء مراقبة جودة قسم الصباغة (نظام الجودة)</w:t>
+        <w:t xml:space="preserve">EMS.BY.TL.06.03 تعليمات حدود قبول ΔE والثبات، و EMS.BY.TL.06.03 تعليمات قياس ΔE بالمطياف اللوني، و EMS.BY.PRO.06.04 إجراء مراقبة جودة قسم الصباغة (نظام الجودة)</w:t>
       </w:r>
     </w:p>
     <w:p>
